--- a/Fase 1/Evidencias Grupales/1.5_GuiaEstudiante_Fase 1_Definicion Proyecto APT.docx
+++ b/Fase 1/Evidencias Grupales/1.5_GuiaEstudiante_Fase 1_Definicion Proyecto APT.docx
@@ -1,6 +1,6 @@
 
 <file path=word/document.xml><?xml version="1.0" encoding="utf-8"?>
-<w:document xmlns:wpc="http://schemas.microsoft.com/office/word/2010/wordprocessingCanvas" xmlns:cx="http://schemas.microsoft.com/office/drawing/2014/chartex" xmlns:cx1="http://schemas.microsoft.com/office/drawing/2015/9/8/chartex" xmlns:cx2="http://schemas.microsoft.com/office/drawing/2015/10/21/chartex" xmlns:cx3="http://schemas.microsoft.com/office/drawing/2016/5/9/chartex" xmlns:cx4="http://schemas.microsoft.com/office/drawing/2016/5/10/chartex" xmlns:cx5="http://schemas.microsoft.com/office/drawing/2016/5/11/chartex" xmlns:cx6="http://schemas.microsoft.com/office/drawing/2016/5/12/chartex" xmlns:cx7="http://schemas.microsoft.com/office/drawing/2016/5/13/chartex" xmlns:cx8="http://schemas.microsoft.com/office/drawing/2016/5/14/chartex" xmlns:mc="http://schemas.openxmlformats.org/markup-compatibility/2006" xmlns:aink="http://schemas.microsoft.com/office/drawing/2016/ink" xmlns:am3d="http://schemas.microsoft.com/office/drawing/2017/model3d" xmlns:o="urn:schemas-microsoft-com:office:office" xmlns:oel="http://schemas.microsoft.com/office/2019/extlst" xmlns:r="http://schemas.openxmlformats.org/officeDocument/2006/relationships" xmlns:m="http://schemas.openxmlformats.org/officeDocument/2006/math" xmlns:v="urn:schemas-microsoft-com:vml" xmlns:wp14="http://schemas.microsoft.com/office/word/2010/wordprocessingDrawing" xmlns:wp="http://schemas.openxmlformats.org/drawingml/2006/wordprocessingDrawing" xmlns:w10="urn:schemas-microsoft-com:office:word" xmlns:w="http://schemas.openxmlformats.org/wordprocessingml/2006/main" xmlns:w14="http://schemas.microsoft.com/office/word/2010/wordml" xmlns:w15="http://schemas.microsoft.com/office/word/2012/wordml" xmlns:w16cei="http://schemas.microsoft.com/office/word/2026/wordml/cei" xmlns:w16cex="http://schemas.microsoft.com/office/word/2018/wordml/cex" xmlns:w16cid="http://schemas.microsoft.com/office/word/2016/wordml/cid" xmlns:w16="http://schemas.microsoft.com/office/word/2018/wordml" xmlns:w16du="http://schemas.microsoft.com/office/word/2023/wordml/word16du" xmlns:w16sdtdh="http://schemas.microsoft.com/office/word/2020/wordml/sdtdatahash" xmlns:w16sdtfl="http://schemas.microsoft.com/office/word/2024/wordml/sdtformatlock" xmlns:w16se="http://schemas.microsoft.com/office/word/2015/wordml/symex" xmlns:wpg="http://schemas.microsoft.com/office/word/2010/wordprocessingGroup" xmlns:wpi="http://schemas.microsoft.com/office/word/2010/wordprocessingInk" xmlns:wne="http://schemas.microsoft.com/office/word/2006/wordml" xmlns:wps="http://schemas.microsoft.com/office/word/2010/wordprocessingShape" mc:Ignorable="w14 w15 w16se w16cid w16 w16cex w16sdtdh w16sdtfl w16du wp14">
+<w:document xmlns:wpc="http://schemas.microsoft.com/office/word/2010/wordprocessingCanvas" xmlns:cx="http://schemas.microsoft.com/office/drawing/2014/chartex" xmlns:cx1="http://schemas.microsoft.com/office/drawing/2015/9/8/chartex" xmlns:cx2="http://schemas.microsoft.com/office/drawing/2015/10/21/chartex" xmlns:cx3="http://schemas.microsoft.com/office/drawing/2016/5/9/chartex" xmlns:cx4="http://schemas.microsoft.com/office/drawing/2016/5/10/chartex" xmlns:cx5="http://schemas.microsoft.com/office/drawing/2016/5/11/chartex" xmlns:cx6="http://schemas.microsoft.com/office/drawing/2016/5/12/chartex" xmlns:cx7="http://schemas.microsoft.com/office/drawing/2016/5/13/chartex" xmlns:cx8="http://schemas.microsoft.com/office/drawing/2016/5/14/chartex" xmlns:mc="http://schemas.openxmlformats.org/markup-compatibility/2006" xmlns:aink="http://schemas.microsoft.com/office/drawing/2016/ink" xmlns:am3d="http://schemas.microsoft.com/office/drawing/2017/model3d" xmlns:o="urn:schemas-microsoft-com:office:office" xmlns:oel="http://schemas.microsoft.com/office/2019/extlst" xmlns:r="http://schemas.openxmlformats.org/officeDocument/2006/relationships" xmlns:m="http://schemas.openxmlformats.org/officeDocument/2006/math" xmlns:v="urn:schemas-microsoft-com:vml" xmlns:wp14="http://schemas.microsoft.com/office/word/2010/wordprocessingDrawing" xmlns:wp="http://schemas.openxmlformats.org/drawingml/2006/wordprocessingDrawing" xmlns:w10="urn:schemas-microsoft-com:office:word" xmlns:w="http://schemas.openxmlformats.org/wordprocessingml/2006/main" xmlns:w14="http://schemas.microsoft.com/office/word/2010/wordml" xmlns:w15="http://schemas.microsoft.com/office/word/2012/wordml" xmlns:w16cex="http://schemas.microsoft.com/office/word/2018/wordml/cex" xmlns:w16cid="http://schemas.microsoft.com/office/word/2016/wordml/cid" xmlns:w16="http://schemas.microsoft.com/office/word/2018/wordml" xmlns:w16du="http://schemas.microsoft.com/office/word/2023/wordml/word16du" xmlns:w16sdtdh="http://schemas.microsoft.com/office/word/2020/wordml/sdtdatahash" xmlns:w16sdtfl="http://schemas.microsoft.com/office/word/2024/wordml/sdtformatlock" xmlns:w16se="http://schemas.microsoft.com/office/word/2015/wordml/symex" xmlns:wpg="http://schemas.microsoft.com/office/word/2010/wordprocessingGroup" xmlns:wpi="http://schemas.microsoft.com/office/word/2010/wordprocessingInk" xmlns:wne="http://schemas.microsoft.com/office/word/2006/wordml" xmlns:wps="http://schemas.microsoft.com/office/word/2010/wordprocessingShape" mc:Ignorable="w14 w15 w16se w16cid w16 w16cex w16sdtdh w16sdtfl w16du wp14">
   <w:body>
     <w:p>
       <w:r>
@@ -914,84 +914,7 @@
                 <w:szCs w:val="20"/>
                 <w:lang w:eastAsia="es-CL"/>
               </w:rPr>
-              <w:t>Escribe</w:t>
-            </w:r>
-            <w:r>
-              <w:rPr>
-                <w:rFonts w:ascii="Calibri" w:hAnsi="Calibri" w:cs="Arial"/>
-                <w:i/>
-                <w:color w:val="548DD4"/>
-                <w:sz w:val="20"/>
-                <w:szCs w:val="20"/>
-                <w:lang w:eastAsia="es-CL"/>
-              </w:rPr>
-              <w:t xml:space="preserve"> el nombre </w:t>
-            </w:r>
-            <w:r>
-              <w:rPr>
-                <w:rFonts w:ascii="Calibri" w:hAnsi="Calibri" w:cs="Arial"/>
-                <w:i/>
-                <w:color w:val="548DD4"/>
-                <w:sz w:val="20"/>
-                <w:szCs w:val="20"/>
-                <w:lang w:eastAsia="es-CL"/>
-              </w:rPr>
-              <w:t>de tu</w:t>
-            </w:r>
-            <w:r>
-              <w:rPr>
-                <w:rFonts w:ascii="Calibri" w:hAnsi="Calibri" w:cs="Arial"/>
-                <w:i/>
-                <w:color w:val="548DD4"/>
-                <w:sz w:val="20"/>
-                <w:szCs w:val="20"/>
-                <w:lang w:eastAsia="es-CL"/>
-              </w:rPr>
-              <w:t xml:space="preserve"> Proye</w:t>
-            </w:r>
-            <w:r>
-              <w:rPr>
-                <w:rFonts w:ascii="Calibri" w:hAnsi="Calibri" w:cs="Arial"/>
-                <w:i/>
-                <w:color w:val="548DD4"/>
-                <w:sz w:val="20"/>
-                <w:szCs w:val="20"/>
-                <w:lang w:eastAsia="es-CL"/>
-              </w:rPr>
-              <w:t>c</w:t>
-            </w:r>
-            <w:r>
-              <w:rPr>
-                <w:rFonts w:ascii="Calibri" w:hAnsi="Calibri" w:cs="Arial"/>
-                <w:i/>
-                <w:color w:val="548DD4"/>
-                <w:sz w:val="20"/>
-                <w:szCs w:val="20"/>
-                <w:lang w:eastAsia="es-CL"/>
-              </w:rPr>
-              <w:t xml:space="preserve">to </w:t>
-            </w:r>
-            <w:r>
-              <w:rPr>
-                <w:rFonts w:ascii="Calibri" w:hAnsi="Calibri" w:cs="Arial"/>
-                <w:i/>
-                <w:color w:val="548DD4"/>
-                <w:sz w:val="20"/>
-                <w:szCs w:val="20"/>
-                <w:lang w:eastAsia="es-CL"/>
-              </w:rPr>
-              <w:t>APT</w:t>
-            </w:r>
-            <w:r>
-              <w:rPr>
-                <w:rFonts w:ascii="Calibri" w:hAnsi="Calibri" w:cs="Arial"/>
-                <w:i/>
-                <w:color w:val="548DD4"/>
-                <w:sz w:val="20"/>
-                <w:szCs w:val="20"/>
-                <w:lang w:eastAsia="es-CL"/>
-              </w:rPr>
-              <w:t>.</w:t>
+              <w:t>GymKeep</w:t>
             </w:r>
           </w:p>
         </w:tc>
@@ -1035,13 +958,15 @@
             <w:r>
               <w:rPr>
                 <w:rFonts w:ascii="Calibri" w:hAnsi="Calibri" w:cs="Arial"/>
+                <w:b/>
+                <w:bCs/>
                 <w:i/>
                 <w:color w:val="548DD4"/>
                 <w:sz w:val="20"/>
                 <w:szCs w:val="20"/>
                 <w:lang w:eastAsia="es-CL"/>
               </w:rPr>
-              <w:t>Menciona</w:t>
+              <w:t>Área(s) de desempeño(s):</w:t>
             </w:r>
             <w:r>
               <w:rPr>
@@ -1052,7 +977,7 @@
                 <w:szCs w:val="20"/>
                 <w:lang w:eastAsia="es-CL"/>
               </w:rPr>
-              <w:t xml:space="preserve"> la(s) área(s) de desempeño de </w:t>
+              <w:t xml:space="preserve"> Desarrollo de Software, Arquitectura e Integración de Sistemas, Inteligencia de Negocios y Ciencia de Dato</w:t>
             </w:r>
             <w:r>
               <w:rPr>
@@ -1063,95 +988,7 @@
                 <w:szCs w:val="20"/>
                 <w:lang w:eastAsia="es-CL"/>
               </w:rPr>
-              <w:t>t</w:t>
-            </w:r>
-            <w:r>
-              <w:rPr>
-                <w:rFonts w:ascii="Calibri" w:hAnsi="Calibri" w:cs="Arial"/>
-                <w:i/>
-                <w:color w:val="548DD4"/>
-                <w:sz w:val="20"/>
-                <w:szCs w:val="20"/>
-                <w:lang w:eastAsia="es-CL"/>
-              </w:rPr>
-              <w:t xml:space="preserve">u </w:t>
-            </w:r>
-            <w:r>
-              <w:rPr>
-                <w:rFonts w:ascii="Calibri" w:hAnsi="Calibri" w:cs="Arial"/>
-                <w:i/>
-                <w:color w:val="548DD4"/>
-                <w:sz w:val="20"/>
-                <w:szCs w:val="20"/>
-                <w:lang w:eastAsia="es-CL"/>
-              </w:rPr>
-              <w:t>Plan</w:t>
-            </w:r>
-            <w:r>
-              <w:rPr>
-                <w:rFonts w:ascii="Calibri" w:hAnsi="Calibri" w:cs="Arial"/>
-                <w:i/>
-                <w:color w:val="548DD4"/>
-                <w:sz w:val="20"/>
-                <w:szCs w:val="20"/>
-                <w:lang w:eastAsia="es-CL"/>
-              </w:rPr>
-              <w:t xml:space="preserve"> de </w:t>
-            </w:r>
-            <w:r>
-              <w:rPr>
-                <w:rFonts w:ascii="Calibri" w:hAnsi="Calibri" w:cs="Arial"/>
-                <w:i/>
-                <w:color w:val="548DD4"/>
-                <w:sz w:val="20"/>
-                <w:szCs w:val="20"/>
-                <w:lang w:eastAsia="es-CL"/>
-              </w:rPr>
-              <w:t>E</w:t>
-            </w:r>
-            <w:r>
-              <w:rPr>
-                <w:rFonts w:ascii="Calibri" w:hAnsi="Calibri" w:cs="Arial"/>
-                <w:i/>
-                <w:color w:val="548DD4"/>
-                <w:sz w:val="20"/>
-                <w:szCs w:val="20"/>
-                <w:lang w:eastAsia="es-CL"/>
-              </w:rPr>
-              <w:t xml:space="preserve">studio </w:t>
-            </w:r>
-            <w:r>
-              <w:rPr>
-                <w:rFonts w:ascii="Calibri" w:hAnsi="Calibri" w:cs="Arial"/>
-                <w:i/>
-                <w:color w:val="548DD4"/>
-                <w:sz w:val="20"/>
-                <w:szCs w:val="20"/>
-                <w:lang w:eastAsia="es-CL"/>
-              </w:rPr>
-              <w:t>que vas a abordar en</w:t>
-            </w:r>
-            <w:r>
-              <w:rPr>
-                <w:rFonts w:ascii="Calibri" w:hAnsi="Calibri" w:cs="Arial"/>
-                <w:i/>
-                <w:color w:val="548DD4"/>
-                <w:sz w:val="20"/>
-                <w:szCs w:val="20"/>
-                <w:lang w:eastAsia="es-CL"/>
-              </w:rPr>
-              <w:t xml:space="preserve"> </w:t>
-            </w:r>
-            <w:r>
-              <w:rPr>
-                <w:rFonts w:ascii="Calibri" w:hAnsi="Calibri" w:cs="Arial"/>
-                <w:i/>
-                <w:color w:val="548DD4"/>
-                <w:sz w:val="20"/>
-                <w:szCs w:val="20"/>
-                <w:lang w:eastAsia="es-CL"/>
-              </w:rPr>
-              <w:t>tu Proyecto APT.</w:t>
+              <w:t>s.</w:t>
             </w:r>
           </w:p>
         </w:tc>
@@ -1197,45 +1034,149 @@
           <w:p>
             <w:pPr>
               <w:rPr>
+                <w:rFonts w:ascii="Calibri" w:hAnsi="Calibri" w:cs="Arial"/>
+                <w:i/>
+                <w:iCs/>
+                <w:color w:val="548DD4"/>
+                <w:sz w:val="20"/>
+                <w:szCs w:val="20"/>
+                <w:lang w:val="es-ES" w:eastAsia="es-CL"/>
+              </w:rPr>
+            </w:pPr>
+            <w:r>
+              <w:rPr>
+                <w:rFonts w:ascii="Calibri" w:hAnsi="Calibri" w:cs="Arial"/>
                 <w:b/>
                 <w:bCs/>
-              </w:rPr>
-            </w:pPr>
-            <w:r>
-              <w:rPr>
-                <w:rFonts w:ascii="Calibri" w:hAnsi="Calibri" w:cs="Arial"/>
                 <w:i/>
                 <w:iCs/>
                 <w:color w:val="548DD4"/>
                 <w:sz w:val="20"/>
                 <w:szCs w:val="20"/>
+                <w:lang w:val="es-ES" w:eastAsia="es-CL"/>
+              </w:rPr>
+              <w:t>Construir modelos de datos escalables y con integridad</w:t>
+            </w:r>
+            <w:r>
+              <w:rPr>
+                <w:rFonts w:ascii="Calibri" w:hAnsi="Calibri" w:cs="Arial"/>
+                <w:b/>
+                <w:bCs/>
+                <w:i/>
+                <w:iCs/>
+                <w:color w:val="548DD4"/>
+                <w:sz w:val="20"/>
+                <w:szCs w:val="20"/>
+                <w:lang w:val="es-ES" w:eastAsia="es-CL"/>
+              </w:rPr>
+              <w:t>.</w:t>
+            </w:r>
+          </w:p>
+          <w:p>
+            <w:pPr>
+              <w:rPr>
+                <w:rFonts w:ascii="Calibri" w:hAnsi="Calibri" w:cs="Arial"/>
+                <w:i/>
+                <w:iCs/>
+                <w:color w:val="548DD4"/>
+                <w:sz w:val="20"/>
+                <w:szCs w:val="20"/>
+                <w:lang w:val="es-ES" w:eastAsia="es-CL"/>
+              </w:rPr>
+            </w:pPr>
+            <w:r>
+              <w:rPr>
+                <w:rFonts w:ascii="Calibri" w:hAnsi="Calibri" w:cs="Arial"/>
+                <w:b/>
+                <w:bCs/>
+                <w:i/>
+                <w:iCs/>
+                <w:color w:val="548DD4"/>
+                <w:sz w:val="20"/>
+                <w:szCs w:val="20"/>
+                <w:lang w:val="es-ES" w:eastAsia="es-CL"/>
+              </w:rPr>
+              <w:t>Desarrollar una solución de software (backend + integración</w:t>
+            </w:r>
+            <w:r>
+              <w:rPr>
+                <w:rFonts w:ascii="Calibri" w:hAnsi="Calibri" w:cs="Arial"/>
+                <w:b/>
+                <w:bCs/>
+                <w:i/>
+                <w:iCs/>
+                <w:color w:val="548DD4"/>
+                <w:sz w:val="20"/>
+                <w:szCs w:val="20"/>
+                <w:lang w:val="es-ES" w:eastAsia="es-CL"/>
+              </w:rPr>
+              <w:t>).</w:t>
+            </w:r>
+          </w:p>
+          <w:p>
+            <w:pPr>
+              <w:rPr>
+                <w:rFonts w:ascii="Calibri" w:hAnsi="Calibri" w:cs="Arial"/>
+                <w:b/>
+                <w:bCs/>
+                <w:i/>
+                <w:iCs/>
+                <w:color w:val="548DD4"/>
+                <w:sz w:val="20"/>
+                <w:szCs w:val="20"/>
+                <w:lang w:val="es-ES" w:eastAsia="es-CL"/>
+              </w:rPr>
+            </w:pPr>
+            <w:r>
+              <w:rPr>
+                <w:rFonts w:ascii="Calibri" w:hAnsi="Calibri" w:cs="Arial"/>
+                <w:b/>
+                <w:bCs/>
+                <w:i/>
+                <w:iCs/>
+                <w:color w:val="548DD4"/>
+                <w:sz w:val="20"/>
+                <w:szCs w:val="20"/>
+                <w:lang w:val="es-ES" w:eastAsia="es-CL"/>
+              </w:rPr>
+              <w:lastRenderedPageBreak/>
+              <w:t>Gestionar proyectos informáticos, ofreciendo alternativas para la toma de decisiones</w:t>
+            </w:r>
+            <w:r>
+              <w:rPr>
+                <w:rFonts w:ascii="Calibri" w:hAnsi="Calibri" w:cs="Arial"/>
+                <w:b/>
+                <w:bCs/>
+                <w:i/>
+                <w:iCs/>
+                <w:color w:val="548DD4"/>
+                <w:sz w:val="20"/>
+                <w:szCs w:val="20"/>
+                <w:lang w:val="es-ES" w:eastAsia="es-CL"/>
+              </w:rPr>
+              <w:t>.</w:t>
+            </w:r>
+          </w:p>
+          <w:p>
+            <w:pPr>
+              <w:rPr>
+                <w:b/>
+                <w:bCs/>
+              </w:rPr>
+            </w:pPr>
+            <w:r>
+              <w:rPr>
+                <w:rFonts w:ascii="Calibri" w:hAnsi="Calibri" w:cs="Arial"/>
+                <w:b/>
+                <w:bCs/>
+                <w:i/>
+                <w:iCs/>
+                <w:color w:val="548DD4"/>
+                <w:sz w:val="20"/>
+                <w:szCs w:val="20"/>
                 <w:lang w:eastAsia="es-CL"/>
               </w:rPr>
-              <w:t>Menciona las competencias</w:t>
-            </w:r>
-            <w:r>
-              <w:rPr>
-                <w:rFonts w:ascii="Calibri" w:hAnsi="Calibri" w:cs="Arial"/>
-                <w:i/>
-                <w:iCs/>
-                <w:color w:val="548DD4"/>
-                <w:sz w:val="20"/>
-                <w:szCs w:val="20"/>
-                <w:lang w:eastAsia="es-CL"/>
-              </w:rPr>
-              <w:t xml:space="preserve"> </w:t>
-            </w:r>
-            <w:r>
-              <w:rPr>
-                <w:rFonts w:ascii="Calibri" w:hAnsi="Calibri" w:cs="Arial"/>
-                <w:i/>
-                <w:iCs/>
-                <w:color w:val="548DD4"/>
-                <w:sz w:val="20"/>
-                <w:szCs w:val="20"/>
-                <w:lang w:eastAsia="es-CL"/>
-              </w:rPr>
-              <w:t>de tu Plan de Estudio que vas a abordar en tu Proyecto APT.</w:t>
+              <w:t>Realizar pruebas de certificación de productos y procesos con buenas prácticas de la industria</w:t>
             </w:r>
           </w:p>
         </w:tc>
@@ -1267,7 +1208,6 @@
           <w:sz w:val="24"/>
           <w:szCs w:val="24"/>
         </w:rPr>
-        <w:lastRenderedPageBreak/>
         <w:br w:type="page"/>
       </w:r>
     </w:p>
@@ -1443,238 +1383,229 @@
                 <w:color w:val="548DD4"/>
                 <w:sz w:val="20"/>
                 <w:szCs w:val="20"/>
+                <w:lang w:val="es-ES" w:eastAsia="es-CL"/>
+              </w:rPr>
+            </w:pPr>
+            <w:r>
+              <w:rPr>
+                <w:rFonts w:ascii="Calibri" w:hAnsi="Calibri" w:cs="Arial"/>
+                <w:b/>
+                <w:bCs/>
+                <w:i/>
+                <w:iCs/>
+                <w:color w:val="548DD4"/>
+                <w:sz w:val="20"/>
+                <w:szCs w:val="20"/>
+                <w:lang w:val="es-ES" w:eastAsia="es-CL"/>
+              </w:rPr>
+              <w:t>Problema:</w:t>
+            </w:r>
+            <w:r>
+              <w:rPr>
+                <w:rFonts w:ascii="Calibri" w:hAnsi="Calibri" w:cs="Arial"/>
+                <w:i/>
+                <w:iCs/>
+                <w:color w:val="548DD4"/>
+                <w:sz w:val="20"/>
+                <w:szCs w:val="20"/>
+                <w:lang w:val="es-ES" w:eastAsia="es-CL"/>
+              </w:rPr>
+              <w:t xml:space="preserve"> Los centros deportivos y gimnasios enfrentan constantes interrupciones operativas por maquinaria fuera de servicio. Los reportes de fallas se realizan de forma verbal o informal, provocando tiempos prolongados de inactivida</w:t>
+            </w:r>
+            <w:r>
+              <w:rPr>
+                <w:rFonts w:ascii="Calibri" w:hAnsi="Calibri" w:cs="Arial"/>
+                <w:i/>
+                <w:iCs/>
+                <w:color w:val="548DD4"/>
+                <w:sz w:val="20"/>
+                <w:szCs w:val="20"/>
+                <w:lang w:val="es-ES" w:eastAsia="es-CL"/>
+              </w:rPr>
+              <w:t>d</w:t>
+            </w:r>
+            <w:r>
+              <w:rPr>
+                <w:rFonts w:ascii="Calibri" w:hAnsi="Calibri" w:cs="Arial"/>
+                <w:i/>
+                <w:iCs/>
+                <w:color w:val="548DD4"/>
+                <w:sz w:val="20"/>
+                <w:szCs w:val="20"/>
+                <w:lang w:val="es-ES" w:eastAsia="es-CL"/>
+              </w:rPr>
+              <w:t>. El mantenimiento es puramente reactivo (se actúa cuando la máquina ya se rompió) y la gerencia no posee datos de uso real ni visibilidad del costo acumulado por equipo.</w:t>
+            </w:r>
+          </w:p>
+          <w:p>
+            <w:pPr>
+              <w:jc w:val="both"/>
+              <w:rPr>
+                <w:rFonts w:ascii="Calibri" w:hAnsi="Calibri" w:cs="Arial"/>
+                <w:i/>
+                <w:iCs/>
+                <w:color w:val="548DD4"/>
+                <w:sz w:val="20"/>
+                <w:szCs w:val="20"/>
+                <w:lang w:val="es-ES" w:eastAsia="es-CL"/>
+              </w:rPr>
+            </w:pPr>
+            <w:r>
+              <w:rPr>
+                <w:rFonts w:ascii="Calibri" w:hAnsi="Calibri" w:cs="Arial"/>
+                <w:b/>
+                <w:bCs/>
+                <w:i/>
+                <w:iCs/>
+                <w:color w:val="548DD4"/>
+                <w:sz w:val="20"/>
+                <w:szCs w:val="20"/>
+                <w:lang w:val="es-ES" w:eastAsia="es-CL"/>
+              </w:rPr>
+              <w:t>Ubicación:</w:t>
+            </w:r>
+            <w:r>
+              <w:rPr>
+                <w:rFonts w:ascii="Calibri" w:hAnsi="Calibri" w:cs="Arial"/>
+                <w:i/>
+                <w:iCs/>
+                <w:color w:val="548DD4"/>
+                <w:sz w:val="20"/>
+                <w:szCs w:val="20"/>
+                <w:lang w:val="es-ES" w:eastAsia="es-CL"/>
+              </w:rPr>
+              <w:t xml:space="preserve"> Gimnasios comerciales, cadenas de fitness y centros deportivos de la Región de Los Lagos (Puerto Montt) y a nivel nacional.</w:t>
+            </w:r>
+          </w:p>
+          <w:p>
+            <w:pPr>
+              <w:jc w:val="both"/>
+              <w:rPr>
+                <w:rFonts w:ascii="Calibri" w:hAnsi="Calibri" w:cs="Arial"/>
+                <w:i/>
+                <w:iCs/>
+                <w:color w:val="548DD4"/>
+                <w:sz w:val="20"/>
+                <w:szCs w:val="20"/>
+                <w:lang w:val="es-ES" w:eastAsia="es-CL"/>
+              </w:rPr>
+            </w:pPr>
+            <w:r>
+              <w:rPr>
+                <w:rFonts w:ascii="Calibri" w:hAnsi="Calibri" w:cs="Arial"/>
+                <w:b/>
+                <w:bCs/>
+                <w:i/>
+                <w:iCs/>
+                <w:color w:val="548DD4"/>
+                <w:sz w:val="20"/>
+                <w:szCs w:val="20"/>
+                <w:lang w:val="es-ES" w:eastAsia="es-CL"/>
+              </w:rPr>
+              <w:t>Población impactada:</w:t>
+            </w:r>
+            <w:r>
+              <w:rPr>
+                <w:rFonts w:ascii="Calibri" w:hAnsi="Calibri" w:cs="Arial"/>
+                <w:i/>
+                <w:iCs/>
+                <w:color w:val="548DD4"/>
+                <w:sz w:val="20"/>
+                <w:szCs w:val="20"/>
+                <w:lang w:val="es-ES" w:eastAsia="es-CL"/>
+              </w:rPr>
+              <w:t xml:space="preserve"> Socios (evita frustración por equipos dañados), personal técnico/aseo (organiza su flujo de trabajo) y la administración del gimnasio (reduce gastos de reparación y extiende la vida útil de sus </w:t>
+            </w:r>
+            <w:r>
+              <w:rPr>
+                <w:rFonts w:ascii="Calibri" w:hAnsi="Calibri" w:cs="Arial"/>
+                <w:i/>
+                <w:iCs/>
+                <w:color w:val="548DD4"/>
+                <w:sz w:val="20"/>
+                <w:szCs w:val="20"/>
+                <w:lang w:val="es-ES" w:eastAsia="es-CL"/>
+              </w:rPr>
+              <w:t>máquinas</w:t>
+            </w:r>
+            <w:r>
+              <w:rPr>
+                <w:rFonts w:ascii="Calibri" w:hAnsi="Calibri" w:cs="Arial"/>
+                <w:i/>
+                <w:iCs/>
+                <w:color w:val="548DD4"/>
+                <w:sz w:val="20"/>
+                <w:szCs w:val="20"/>
+                <w:lang w:val="es-ES" w:eastAsia="es-CL"/>
+              </w:rPr>
+              <w:t>).</w:t>
+            </w:r>
+          </w:p>
+          <w:p>
+            <w:pPr>
+              <w:jc w:val="both"/>
+              <w:rPr>
+                <w:rFonts w:ascii="Calibri" w:hAnsi="Calibri" w:cs="Arial"/>
+                <w:i/>
+                <w:iCs/>
+                <w:color w:val="548DD4"/>
+                <w:sz w:val="20"/>
+                <w:szCs w:val="20"/>
+                <w:lang w:val="es-ES" w:eastAsia="es-CL"/>
+              </w:rPr>
+            </w:pPr>
+            <w:r>
+              <w:rPr>
+                <w:rFonts w:ascii="Calibri" w:hAnsi="Calibri" w:cs="Arial"/>
+                <w:i/>
+                <w:iCs/>
+                <w:color w:val="548DD4"/>
+                <w:sz w:val="20"/>
+                <w:szCs w:val="20"/>
+                <w:lang w:val="es-ES" w:eastAsia="es-CL"/>
+              </w:rPr>
+              <w:t xml:space="preserve"> </w:t>
+            </w:r>
+            <w:r>
+              <w:rPr>
+                <w:rFonts w:ascii="Calibri" w:hAnsi="Calibri" w:cs="Arial"/>
+                <w:b/>
+                <w:bCs/>
+                <w:i/>
+                <w:iCs/>
+                <w:color w:val="548DD4"/>
+                <w:sz w:val="20"/>
+                <w:szCs w:val="20"/>
+                <w:lang w:val="es-ES" w:eastAsia="es-CL"/>
+              </w:rPr>
+              <w:t>Aporte de valor:</w:t>
+            </w:r>
+            <w:r>
+              <w:rPr>
+                <w:rFonts w:ascii="Calibri" w:hAnsi="Calibri" w:cs="Arial"/>
+                <w:i/>
+                <w:iCs/>
+                <w:color w:val="548DD4"/>
+                <w:sz w:val="20"/>
+                <w:szCs w:val="20"/>
+                <w:lang w:val="es-ES" w:eastAsia="es-CL"/>
+              </w:rPr>
+              <w:t xml:space="preserve"> Digitalización inmediata sin fricción mediante códigos QR (sin descarga de app), medición automática del desgaste real con visión por computadora y un dashboard financiero para el cálculo del Costo Total de Propiedad ).</w:t>
+            </w:r>
+          </w:p>
+          <w:p>
+            <w:pPr>
+              <w:jc w:val="both"/>
+              <w:rPr>
+                <w:rFonts w:ascii="Calibri" w:hAnsi="Calibri" w:cs="Arial"/>
+                <w:i/>
+                <w:iCs/>
+                <w:color w:val="548DD4"/>
+                <w:sz w:val="20"/>
+                <w:szCs w:val="20"/>
                 <w:lang w:eastAsia="es-CL"/>
               </w:rPr>
             </w:pPr>
-            <w:r>
-              <w:rPr>
-                <w:rFonts w:ascii="Calibri" w:hAnsi="Calibri" w:cs="Arial"/>
-                <w:i/>
-                <w:iCs/>
-                <w:color w:val="548DD4"/>
-                <w:sz w:val="20"/>
-                <w:szCs w:val="20"/>
-                <w:lang w:eastAsia="es-CL"/>
-              </w:rPr>
-              <w:t xml:space="preserve">Todo proyecto, ya sea una innovación, producto, servicio, etc., pretende dar respuesta a una situación o problemática. </w:t>
-            </w:r>
-            <w:r>
-              <w:rPr>
-                <w:rFonts w:ascii="Calibri" w:hAnsi="Calibri" w:cs="Arial"/>
-                <w:i/>
-                <w:iCs/>
-                <w:color w:val="548DD4"/>
-                <w:sz w:val="20"/>
-                <w:szCs w:val="20"/>
-                <w:lang w:eastAsia="es-CL"/>
-              </w:rPr>
-              <w:t xml:space="preserve">Señala qué problema busca </w:t>
-            </w:r>
-            <w:r>
-              <w:rPr>
-                <w:rFonts w:ascii="Calibri" w:hAnsi="Calibri" w:cs="Arial"/>
-                <w:i/>
-                <w:iCs/>
-                <w:color w:val="548DD4"/>
-                <w:sz w:val="20"/>
-                <w:szCs w:val="20"/>
-                <w:lang w:eastAsia="es-CL"/>
-              </w:rPr>
-              <w:t>solucionar tu</w:t>
-            </w:r>
-            <w:r>
-              <w:rPr>
-                <w:rFonts w:ascii="Calibri" w:hAnsi="Calibri" w:cs="Arial"/>
-                <w:i/>
-                <w:iCs/>
-                <w:color w:val="548DD4"/>
-                <w:sz w:val="20"/>
-                <w:szCs w:val="20"/>
-                <w:lang w:eastAsia="es-CL"/>
-              </w:rPr>
-              <w:t xml:space="preserve"> proyecto y la relevancia que tiene para el campo laboral de tu carrera. También menciona el contexto en que esta problemática se sitúa (lugar, a quienes impactaría, etc.). Es importante que esta problemática sea relevante en el contexto de la profesión, siendo su resolución un aporte real o simulado a la organización u entorno en el que se sitúa. Algunas preguntas que pueden ayudarte a responder este apartado son: </w:t>
-            </w:r>
-          </w:p>
-          <w:p>
-            <w:pPr>
-              <w:pStyle w:val="Prrafodelista"/>
-              <w:numPr>
-                <w:ilvl w:val="0"/>
-                <w:numId w:val="3"/>
-              </w:numPr>
-              <w:ind w:left="720"/>
-              <w:jc w:val="both"/>
-              <w:rPr>
-                <w:rFonts w:ascii="Calibri" w:hAnsi="Calibri" w:cs="Arial"/>
-                <w:i/>
-                <w:color w:val="548DD4"/>
-                <w:sz w:val="20"/>
-                <w:szCs w:val="20"/>
-                <w:lang w:eastAsia="es-CL"/>
-              </w:rPr>
-            </w:pPr>
-            <w:r>
-              <w:rPr>
-                <w:rFonts w:ascii="Calibri" w:hAnsi="Calibri" w:cs="Arial"/>
-                <w:i/>
-                <w:color w:val="548DD4"/>
-                <w:sz w:val="20"/>
-                <w:szCs w:val="20"/>
-                <w:lang w:eastAsia="es-CL"/>
-              </w:rPr>
-              <w:t>¿Por qué escogiste este tema? ¿Por qué es relevante este tema para el campo laboral de tu carrera?</w:t>
-            </w:r>
-          </w:p>
-          <w:p>
-            <w:pPr>
-              <w:pStyle w:val="Prrafodelista"/>
-              <w:numPr>
-                <w:ilvl w:val="0"/>
-                <w:numId w:val="3"/>
-              </w:numPr>
-              <w:ind w:left="720"/>
-              <w:jc w:val="both"/>
-              <w:rPr>
-                <w:rFonts w:ascii="Calibri" w:hAnsi="Calibri" w:cs="Arial"/>
-                <w:b/>
-                <w:bCs/>
-                <w:i/>
-                <w:color w:val="548DD4"/>
-                <w:sz w:val="20"/>
-                <w:szCs w:val="20"/>
-                <w:lang w:eastAsia="es-CL"/>
-              </w:rPr>
-            </w:pPr>
-            <w:r>
-              <w:rPr>
-                <w:rFonts w:ascii="Calibri" w:hAnsi="Calibri" w:cs="Arial"/>
-                <w:i/>
-                <w:color w:val="548DD4"/>
-                <w:sz w:val="20"/>
-                <w:szCs w:val="20"/>
-                <w:lang w:eastAsia="es-CL"/>
-              </w:rPr>
-              <w:t xml:space="preserve">¿Dónde se ubica la situación que vas a abordar? (Ej.: País, región, comuna o institución) ¿Cuáles son las características principales de ese lugar? </w:t>
-            </w:r>
-          </w:p>
-          <w:p>
-            <w:pPr>
-              <w:pStyle w:val="Prrafodelista"/>
-              <w:numPr>
-                <w:ilvl w:val="0"/>
-                <w:numId w:val="3"/>
-              </w:numPr>
-              <w:ind w:left="720"/>
-              <w:jc w:val="both"/>
-              <w:rPr>
-                <w:rFonts w:ascii="Calibri" w:hAnsi="Calibri" w:cs="Arial"/>
-                <w:i/>
-                <w:color w:val="548DD4"/>
-                <w:sz w:val="20"/>
-                <w:szCs w:val="20"/>
-                <w:lang w:eastAsia="es-CL"/>
-              </w:rPr>
-            </w:pPr>
-            <w:r>
-              <w:rPr>
-                <w:rFonts w:ascii="Calibri" w:hAnsi="Calibri" w:cs="Arial"/>
-                <w:i/>
-                <w:color w:val="548DD4"/>
-                <w:sz w:val="20"/>
-                <w:szCs w:val="20"/>
-                <w:lang w:eastAsia="es-CL"/>
-              </w:rPr>
-              <w:t xml:space="preserve">¿A quiénes afecta </w:t>
-            </w:r>
-            <w:r>
-              <w:rPr>
-                <w:rFonts w:ascii="Calibri" w:hAnsi="Calibri" w:cs="Arial"/>
-                <w:i/>
-                <w:color w:val="548DD4"/>
-                <w:sz w:val="20"/>
-                <w:szCs w:val="20"/>
-                <w:lang w:eastAsia="es-CL"/>
-              </w:rPr>
-              <w:t xml:space="preserve">o impacta </w:t>
-            </w:r>
-            <w:r>
-              <w:rPr>
-                <w:rFonts w:ascii="Calibri" w:hAnsi="Calibri" w:cs="Arial"/>
-                <w:i/>
-                <w:color w:val="548DD4"/>
-                <w:sz w:val="20"/>
-                <w:szCs w:val="20"/>
-                <w:lang w:eastAsia="es-CL"/>
-              </w:rPr>
-              <w:t>la situación que vas a abordar? (Ej.: Grupo etario, usuarios de algún servicio, etc.)</w:t>
-            </w:r>
-            <w:r>
-              <w:rPr>
-                <w:rFonts w:ascii="Calibri" w:hAnsi="Calibri" w:cs="Arial"/>
-                <w:i/>
-                <w:color w:val="548DD4"/>
-                <w:sz w:val="20"/>
-                <w:szCs w:val="20"/>
-                <w:lang w:eastAsia="es-CL"/>
-              </w:rPr>
-              <w:t>.</w:t>
-            </w:r>
-          </w:p>
-          <w:p>
-            <w:pPr>
-              <w:pStyle w:val="Prrafodelista"/>
-              <w:numPr>
-                <w:ilvl w:val="0"/>
-                <w:numId w:val="3"/>
-              </w:numPr>
-              <w:ind w:left="720"/>
-              <w:jc w:val="both"/>
-              <w:rPr>
-                <w:rFonts w:ascii="Calibri" w:hAnsi="Calibri" w:cs="Arial"/>
-                <w:i/>
-                <w:iCs/>
-                <w:color w:val="548DD4"/>
-                <w:sz w:val="20"/>
-                <w:szCs w:val="20"/>
-                <w:lang w:eastAsia="es-CL"/>
-              </w:rPr>
-            </w:pPr>
-            <w:r>
-              <w:rPr>
-                <w:rFonts w:ascii="Calibri" w:hAnsi="Calibri" w:cs="Arial"/>
-                <w:i/>
-                <w:iCs/>
-                <w:color w:val="548DD4"/>
-                <w:sz w:val="20"/>
-                <w:szCs w:val="20"/>
-                <w:lang w:eastAsia="es-CL"/>
-              </w:rPr>
-              <w:t xml:space="preserve">¿Cuál sería el aporte de valor </w:t>
-            </w:r>
-            <w:r>
-              <w:rPr>
-                <w:rFonts w:ascii="Calibri" w:hAnsi="Calibri" w:cs="Arial"/>
-                <w:i/>
-                <w:iCs/>
-                <w:color w:val="548DD4"/>
-                <w:sz w:val="20"/>
-                <w:szCs w:val="20"/>
-                <w:lang w:eastAsia="es-CL"/>
-              </w:rPr>
-              <w:t xml:space="preserve">(real o simulado) </w:t>
-            </w:r>
-            <w:r>
-              <w:rPr>
-                <w:rFonts w:ascii="Calibri" w:hAnsi="Calibri" w:cs="Arial"/>
-                <w:i/>
-                <w:iCs/>
-                <w:color w:val="548DD4"/>
-                <w:sz w:val="20"/>
-                <w:szCs w:val="20"/>
-                <w:lang w:eastAsia="es-CL"/>
-              </w:rPr>
-              <w:t>de tu Proyecto APT para el contexto laboral y/o social en que se situaría?</w:t>
-            </w:r>
           </w:p>
         </w:tc>
       </w:tr>
@@ -1724,98 +1655,237 @@
                 <w:color w:val="548DD4"/>
                 <w:sz w:val="20"/>
                 <w:szCs w:val="20"/>
-                <w:highlight w:val="cyan"/>
-                <w:lang w:eastAsia="es-CL"/>
-              </w:rPr>
-            </w:pPr>
-            <w:r>
-              <w:rPr>
-                <w:rFonts w:ascii="Calibri" w:hAnsi="Calibri" w:cs="Arial"/>
-                <w:i/>
-                <w:color w:val="548DD4"/>
-                <w:sz w:val="20"/>
-                <w:szCs w:val="20"/>
-                <w:lang w:eastAsia="es-CL"/>
-              </w:rPr>
-              <w:t>Señala qu</w:t>
-            </w:r>
-            <w:r>
-              <w:rPr>
-                <w:rFonts w:ascii="Calibri" w:hAnsi="Calibri" w:cs="Arial"/>
-                <w:i/>
-                <w:color w:val="548DD4"/>
-                <w:sz w:val="20"/>
-                <w:szCs w:val="20"/>
-                <w:lang w:eastAsia="es-CL"/>
-              </w:rPr>
-              <w:t>é</w:t>
-            </w:r>
-            <w:r>
-              <w:rPr>
-                <w:rFonts w:ascii="Calibri" w:hAnsi="Calibri" w:cs="Arial"/>
-                <w:i/>
-                <w:color w:val="548DD4"/>
-                <w:sz w:val="20"/>
-                <w:szCs w:val="20"/>
-                <w:lang w:eastAsia="es-CL"/>
-              </w:rPr>
-              <w:t xml:space="preserve"> se espera lograr con el proyecto </w:t>
-            </w:r>
-            <w:r>
-              <w:rPr>
-                <w:rFonts w:ascii="Calibri" w:hAnsi="Calibri" w:cs="Arial"/>
-                <w:i/>
-                <w:color w:val="548DD4"/>
-                <w:sz w:val="20"/>
-                <w:szCs w:val="20"/>
-                <w:lang w:eastAsia="es-CL"/>
-              </w:rPr>
-              <w:t xml:space="preserve">(objetivo) </w:t>
-            </w:r>
-            <w:r>
-              <w:rPr>
-                <w:rFonts w:ascii="Calibri" w:hAnsi="Calibri" w:cs="Arial"/>
-                <w:i/>
-                <w:color w:val="548DD4"/>
-                <w:sz w:val="20"/>
-                <w:szCs w:val="20"/>
-                <w:lang w:eastAsia="es-CL"/>
-              </w:rPr>
-              <w:t xml:space="preserve">y describe </w:t>
-            </w:r>
-            <w:r>
-              <w:rPr>
-                <w:rFonts w:ascii="Calibri" w:hAnsi="Calibri" w:cs="Arial"/>
+                <w:lang w:val="es-ES" w:eastAsia="es-CL"/>
+              </w:rPr>
+            </w:pPr>
+            <w:r>
+              <w:rPr>
+                <w:rFonts w:ascii="Calibri" w:hAnsi="Calibri" w:cs="Arial"/>
+                <w:i/>
+                <w:color w:val="548DD4"/>
+                <w:sz w:val="20"/>
+                <w:szCs w:val="20"/>
+                <w:lang w:val="es-ES" w:eastAsia="es-CL"/>
+              </w:rPr>
+              <w:t xml:space="preserve"> </w:t>
+            </w:r>
+            <w:r>
+              <w:rPr>
+                <w:rFonts w:ascii="Calibri" w:hAnsi="Calibri" w:cs="Arial"/>
+                <w:b/>
                 <w:bCs/>
                 <w:i/>
                 <w:color w:val="548DD4"/>
                 <w:sz w:val="20"/>
                 <w:szCs w:val="20"/>
-                <w:lang w:eastAsia="es-CL"/>
-              </w:rPr>
-              <w:t>brevemente</w:t>
-            </w:r>
-            <w:r>
-              <w:rPr>
-                <w:rFonts w:ascii="Calibri" w:hAnsi="Calibri" w:cs="Arial"/>
-                <w:i/>
-                <w:color w:val="548DD4"/>
-                <w:sz w:val="20"/>
-                <w:szCs w:val="20"/>
-                <w:lang w:eastAsia="es-CL"/>
-              </w:rPr>
-              <w:t xml:space="preserve"> en qué consistiría, cómo planeas abordar la problemática presentada en el apartado</w:t>
-            </w:r>
-            <w:r>
-              <w:rPr>
-                <w:rFonts w:ascii="Calibri" w:hAnsi="Calibri" w:cs="Arial"/>
-                <w:i/>
-                <w:color w:val="548DD4"/>
-                <w:sz w:val="20"/>
-                <w:szCs w:val="20"/>
-                <w:lang w:eastAsia="es-CL"/>
-              </w:rPr>
-              <w:t xml:space="preserve"> anterior. </w:t>
+                <w:lang w:val="es-ES" w:eastAsia="es-CL"/>
+              </w:rPr>
+              <w:t>Objetivo:</w:t>
+            </w:r>
+            <w:r>
+              <w:rPr>
+                <w:rFonts w:ascii="Calibri" w:hAnsi="Calibri" w:cs="Arial"/>
+                <w:i/>
+                <w:color w:val="548DD4"/>
+                <w:sz w:val="20"/>
+                <w:szCs w:val="20"/>
+                <w:lang w:val="es-ES" w:eastAsia="es-CL"/>
+              </w:rPr>
+              <w:t xml:space="preserve"> Desarrollar una solución tecnológica para automatizar el reporte de incidencias mediante códigos QR, medir la ocupación real del equipamiento deportivo y calcular el Costo Total de Propiedad) para optimizar la gestión de mantenimiento en gimnasios.</w:t>
+            </w:r>
+          </w:p>
+          <w:p>
+            <w:pPr>
+              <w:jc w:val="both"/>
+              <w:rPr>
+                <w:rFonts w:ascii="Calibri" w:hAnsi="Calibri" w:cs="Arial"/>
+                <w:i/>
+                <w:color w:val="548DD4"/>
+                <w:sz w:val="20"/>
+                <w:szCs w:val="20"/>
+                <w:lang w:val="es-ES" w:eastAsia="es-CL"/>
+              </w:rPr>
+            </w:pPr>
+            <w:r>
+              <w:rPr>
+                <w:rFonts w:ascii="Calibri" w:hAnsi="Calibri" w:cs="Arial"/>
+                <w:i/>
+                <w:color w:val="548DD4"/>
+                <w:sz w:val="20"/>
+                <w:szCs w:val="20"/>
+                <w:lang w:val="es-ES" w:eastAsia="es-CL"/>
+              </w:rPr>
+              <w:t>GymKeep aborda la problemática a través de tres componentes interconectados:</w:t>
+            </w:r>
+          </w:p>
+          <w:p>
+            <w:pPr>
+              <w:jc w:val="both"/>
+              <w:rPr>
+                <w:rFonts w:ascii="Calibri" w:hAnsi="Calibri" w:cs="Arial"/>
+                <w:i/>
+                <w:color w:val="548DD4"/>
+                <w:sz w:val="20"/>
+                <w:szCs w:val="20"/>
+                <w:lang w:val="es-ES" w:eastAsia="es-CL"/>
+              </w:rPr>
+            </w:pPr>
+            <w:r>
+              <w:rPr>
+                <w:rFonts w:ascii="Calibri" w:hAnsi="Calibri" w:cs="Arial"/>
+                <w:b/>
+                <w:bCs/>
+                <w:i/>
+                <w:color w:val="548DD4"/>
+                <w:sz w:val="20"/>
+                <w:szCs w:val="20"/>
+                <w:lang w:val="es-ES" w:eastAsia="es-CL"/>
+              </w:rPr>
+              <w:t>Portal de Reporte Expres:</w:t>
+            </w:r>
+            <w:r>
+              <w:rPr>
+                <w:rFonts w:ascii="Calibri" w:hAnsi="Calibri" w:cs="Arial"/>
+                <w:i/>
+                <w:color w:val="548DD4"/>
+                <w:sz w:val="20"/>
+                <w:szCs w:val="20"/>
+                <w:lang w:val="es-ES" w:eastAsia="es-CL"/>
+              </w:rPr>
+              <w:t xml:space="preserve"> Permite a socios o personal escanear un código QR pegado en la máquina para enviar un reporte de falla en 10 segundos desde el navegador de su celular, sin necesidad de descargar una aplicación ni crear cuentas.</w:t>
+            </w:r>
+          </w:p>
+          <w:p>
+            <w:pPr>
+              <w:jc w:val="both"/>
+              <w:rPr>
+                <w:rFonts w:ascii="Calibri" w:hAnsi="Calibri" w:cs="Arial"/>
+                <w:i/>
+                <w:color w:val="548DD4"/>
+                <w:sz w:val="20"/>
+                <w:szCs w:val="20"/>
+                <w:lang w:val="es-ES" w:eastAsia="es-CL"/>
+              </w:rPr>
+            </w:pPr>
+            <w:r>
+              <w:rPr>
+                <w:rFonts w:ascii="Calibri" w:hAnsi="Calibri" w:cs="Arial"/>
+                <w:b/>
+                <w:bCs/>
+                <w:i/>
+                <w:color w:val="548DD4"/>
+                <w:sz w:val="20"/>
+                <w:szCs w:val="20"/>
+                <w:lang w:val="es-ES" w:eastAsia="es-CL"/>
+              </w:rPr>
+              <w:t>Módulo de Visión por Computador</w:t>
+            </w:r>
+            <w:r>
+              <w:rPr>
+                <w:rFonts w:ascii="Calibri" w:hAnsi="Calibri" w:cs="Arial"/>
+                <w:b/>
+                <w:bCs/>
+                <w:i/>
+                <w:color w:val="548DD4"/>
+                <w:sz w:val="20"/>
+                <w:szCs w:val="20"/>
+                <w:lang w:val="es-ES" w:eastAsia="es-CL"/>
+              </w:rPr>
+              <w:t>a</w:t>
+            </w:r>
+            <w:r>
+              <w:rPr>
+                <w:rFonts w:ascii="Calibri" w:hAnsi="Calibri" w:cs="Arial"/>
+                <w:b/>
+                <w:bCs/>
+                <w:i/>
+                <w:color w:val="548DD4"/>
+                <w:sz w:val="20"/>
+                <w:szCs w:val="20"/>
+                <w:lang w:val="es-ES" w:eastAsia="es-CL"/>
+              </w:rPr>
+              <w:t>:</w:t>
+            </w:r>
+            <w:r>
+              <w:rPr>
+                <w:rFonts w:ascii="Calibri" w:hAnsi="Calibri" w:cs="Arial"/>
+                <w:i/>
+                <w:color w:val="548DD4"/>
+                <w:sz w:val="20"/>
+                <w:szCs w:val="20"/>
+                <w:lang w:val="es-ES" w:eastAsia="es-CL"/>
+              </w:rPr>
+              <w:t xml:space="preserve"> Procesa video en tiempo real usando un modelo de Inteligencia Artificia</w:t>
+            </w:r>
+            <w:r>
+              <w:rPr>
+                <w:rFonts w:ascii="Calibri" w:hAnsi="Calibri" w:cs="Arial"/>
+                <w:i/>
+                <w:color w:val="548DD4"/>
+                <w:sz w:val="20"/>
+                <w:szCs w:val="20"/>
+                <w:lang w:val="es-ES" w:eastAsia="es-CL"/>
+              </w:rPr>
+              <w:t xml:space="preserve">l </w:t>
+            </w:r>
+            <w:r>
+              <w:rPr>
+                <w:rFonts w:ascii="Calibri" w:hAnsi="Calibri" w:cs="Arial"/>
+                <w:i/>
+                <w:color w:val="548DD4"/>
+                <w:sz w:val="20"/>
+                <w:szCs w:val="20"/>
+                <w:lang w:val="es-ES" w:eastAsia="es-CL"/>
+              </w:rPr>
+              <w:t>para detectar personas sobre las máquinas y contabilizar sus horas de uso efectivo, permitiendo pasar de un mantenimiento a ciegas a un mantenimiento preventivo basado en desgaste real.</w:t>
+            </w:r>
+          </w:p>
+          <w:p>
+            <w:pPr>
+              <w:jc w:val="both"/>
+              <w:rPr>
+                <w:rFonts w:ascii="Calibri" w:hAnsi="Calibri" w:cs="Arial"/>
+                <w:i/>
+                <w:color w:val="548DD4"/>
+                <w:sz w:val="20"/>
+                <w:szCs w:val="20"/>
+                <w:lang w:val="es-ES" w:eastAsia="es-CL"/>
+              </w:rPr>
+            </w:pPr>
+            <w:r>
+              <w:rPr>
+                <w:rFonts w:ascii="Calibri" w:hAnsi="Calibri" w:cs="Arial"/>
+                <w:b/>
+                <w:bCs/>
+                <w:i/>
+                <w:color w:val="548DD4"/>
+                <w:sz w:val="20"/>
+                <w:szCs w:val="20"/>
+                <w:lang w:val="es-ES" w:eastAsia="es-CL"/>
+              </w:rPr>
+              <w:t>Panel Web de Gestión y Dashboard Financiero:</w:t>
+            </w:r>
+            <w:r>
+              <w:rPr>
+                <w:rFonts w:ascii="Calibri" w:hAnsi="Calibri" w:cs="Arial"/>
+                <w:i/>
+                <w:color w:val="548DD4"/>
+                <w:sz w:val="20"/>
+                <w:szCs w:val="20"/>
+                <w:lang w:val="es-ES" w:eastAsia="es-CL"/>
+              </w:rPr>
+              <w:t xml:space="preserve"> Ordena automáticamente las órdenes de trabajo por nivel de urgencia para los técnicos y entrega a la administración gráficos de costos acumulados en repuestos, marcas con mayor tasa de fallas y un indicador que alerta si conviene reparar o reemplazar un equipo</w:t>
+            </w:r>
+            <w:r>
+              <w:rPr>
+                <w:rFonts w:ascii="Calibri" w:hAnsi="Calibri" w:cs="Arial"/>
+                <w:i/>
+                <w:color w:val="548DD4"/>
+                <w:sz w:val="20"/>
+                <w:szCs w:val="20"/>
+                <w:lang w:val="es-ES" w:eastAsia="es-CL"/>
+              </w:rPr>
+              <w:t>.</w:t>
             </w:r>
           </w:p>
         </w:tc>
@@ -1866,111 +1936,301 @@
                 <w:color w:val="548DD4"/>
                 <w:sz w:val="20"/>
                 <w:szCs w:val="20"/>
+                <w:lang w:val="es-ES" w:eastAsia="es-CL"/>
+              </w:rPr>
+            </w:pPr>
+            <w:r>
+              <w:rPr>
+                <w:rFonts w:ascii="Calibri" w:hAnsi="Calibri" w:cs="Arial"/>
+                <w:b/>
+                <w:bCs/>
+                <w:i/>
+                <w:color w:val="548DD4"/>
+                <w:sz w:val="20"/>
+                <w:szCs w:val="20"/>
+                <w:lang w:val="es-ES" w:eastAsia="es-CL"/>
+              </w:rPr>
+              <w:t>Relación con el perfil de egreso:</w:t>
+            </w:r>
+            <w:r>
+              <w:rPr>
+                <w:rFonts w:ascii="Calibri" w:hAnsi="Calibri" w:cs="Arial"/>
+                <w:i/>
+                <w:color w:val="548DD4"/>
+                <w:sz w:val="20"/>
+                <w:szCs w:val="20"/>
+                <w:lang w:val="es-ES" w:eastAsia="es-CL"/>
+              </w:rPr>
+              <w:t xml:space="preserve"> GymKeep demuestra la capacidad de resolver un problema de ingeniería de software de principio a fin, integrando desarrollo web y móvil, diseño de bases de datos relacionales, inteligencia artificial y analítica de negocios.</w:t>
+            </w:r>
+          </w:p>
+          <w:p>
+            <w:pPr>
+              <w:jc w:val="both"/>
+              <w:rPr>
+                <w:rFonts w:ascii="Calibri" w:hAnsi="Calibri" w:cs="Arial"/>
+                <w:i/>
+                <w:color w:val="548DD4"/>
+                <w:sz w:val="20"/>
+                <w:szCs w:val="20"/>
+                <w:lang w:val="es-ES" w:eastAsia="es-CL"/>
+              </w:rPr>
+            </w:pPr>
+            <w:r>
+              <w:rPr>
+                <w:rFonts w:ascii="Calibri" w:hAnsi="Calibri" w:cs="Arial"/>
+                <w:b/>
+                <w:bCs/>
+                <w:i/>
+                <w:color w:val="548DD4"/>
+                <w:sz w:val="20"/>
+                <w:szCs w:val="20"/>
+                <w:lang w:val="es-ES" w:eastAsia="es-CL"/>
+              </w:rPr>
+              <w:t>Relación con las competencias seleccionadas:</w:t>
+            </w:r>
+          </w:p>
+          <w:p>
+            <w:pPr>
+              <w:jc w:val="both"/>
+              <w:rPr>
+                <w:rFonts w:ascii="Calibri" w:hAnsi="Calibri" w:cs="Arial"/>
+                <w:i/>
+                <w:color w:val="548DD4"/>
+                <w:sz w:val="20"/>
+                <w:szCs w:val="20"/>
+                <w:lang w:val="es-ES" w:eastAsia="es-CL"/>
+              </w:rPr>
+            </w:pPr>
+            <w:r>
+              <w:rPr>
+                <w:rFonts w:ascii="Calibri" w:hAnsi="Calibri" w:cs="Arial"/>
+                <w:i/>
+                <w:iCs/>
+                <w:color w:val="548DD4"/>
+                <w:sz w:val="20"/>
+                <w:szCs w:val="20"/>
+                <w:lang w:val="es-ES" w:eastAsia="es-CL"/>
+              </w:rPr>
+              <w:lastRenderedPageBreak/>
+              <w:t>Construir modelos de datos escalables y con integridad:</w:t>
+            </w:r>
+            <w:r>
+              <w:rPr>
+                <w:rFonts w:ascii="Calibri" w:hAnsi="Calibri" w:cs="Arial"/>
+                <w:i/>
+                <w:color w:val="548DD4"/>
+                <w:sz w:val="20"/>
+                <w:szCs w:val="20"/>
+                <w:lang w:val="es-ES" w:eastAsia="es-CL"/>
+              </w:rPr>
+              <w:t xml:space="preserve"> Permite diseñar la estructura en PostgreS</w:t>
+            </w:r>
+            <w:r>
+              <w:rPr>
+                <w:rFonts w:ascii="Calibri" w:hAnsi="Calibri" w:cs="Arial"/>
+                <w:i/>
+                <w:color w:val="548DD4"/>
+                <w:sz w:val="20"/>
+                <w:szCs w:val="20"/>
+                <w:lang w:val="es-ES" w:eastAsia="es-CL"/>
+              </w:rPr>
+              <w:t>ql</w:t>
+            </w:r>
+            <w:r>
+              <w:rPr>
+                <w:rFonts w:ascii="Calibri" w:hAnsi="Calibri" w:cs="Arial"/>
+                <w:i/>
+                <w:color w:val="548DD4"/>
+                <w:sz w:val="20"/>
+                <w:szCs w:val="20"/>
+                <w:lang w:val="es-ES" w:eastAsia="es-CL"/>
+              </w:rPr>
+              <w:t>) para conectar de forma coherente los datos de activos, registros de cámara, tickets de fallas y costos de repuestos.</w:t>
+            </w:r>
+          </w:p>
+          <w:p>
+            <w:pPr>
+              <w:jc w:val="both"/>
+              <w:rPr>
+                <w:rFonts w:ascii="Calibri" w:hAnsi="Calibri" w:cs="Arial"/>
+                <w:i/>
+                <w:color w:val="548DD4"/>
+                <w:sz w:val="20"/>
+                <w:szCs w:val="20"/>
+                <w:lang w:val="es-ES" w:eastAsia="es-CL"/>
+              </w:rPr>
+            </w:pPr>
+            <w:r>
+              <w:rPr>
+                <w:rFonts w:ascii="Calibri" w:hAnsi="Calibri" w:cs="Arial"/>
+                <w:i/>
+                <w:iCs/>
+                <w:color w:val="548DD4"/>
+                <w:sz w:val="20"/>
+                <w:szCs w:val="20"/>
+                <w:lang w:val="es-ES" w:eastAsia="es-CL"/>
+              </w:rPr>
+              <w:t>Desarrollar una solución de software (backend + integración):</w:t>
+            </w:r>
+            <w:r>
+              <w:rPr>
+                <w:rFonts w:ascii="Calibri" w:hAnsi="Calibri" w:cs="Arial"/>
+                <w:i/>
+                <w:color w:val="548DD4"/>
+                <w:sz w:val="20"/>
+                <w:szCs w:val="20"/>
+                <w:lang w:val="es-ES" w:eastAsia="es-CL"/>
+              </w:rPr>
+              <w:t xml:space="preserve"> Permite programar la API RESTful que comunica el escáner QR cliente, la base de datos, el módulo de visión por computadora y la plataforma web administrativa.</w:t>
+            </w:r>
+          </w:p>
+          <w:p>
+            <w:pPr>
+              <w:jc w:val="both"/>
+              <w:rPr>
+                <w:rFonts w:ascii="Calibri" w:hAnsi="Calibri" w:cs="Arial"/>
+                <w:i/>
+                <w:color w:val="548DD4"/>
+                <w:sz w:val="20"/>
+                <w:szCs w:val="20"/>
+                <w:lang w:val="es-ES" w:eastAsia="es-CL"/>
+              </w:rPr>
+            </w:pPr>
+            <w:r>
+              <w:rPr>
+                <w:rFonts w:ascii="Calibri" w:hAnsi="Calibri" w:cs="Arial"/>
+                <w:i/>
+                <w:iCs/>
+                <w:color w:val="548DD4"/>
+                <w:sz w:val="20"/>
+                <w:szCs w:val="20"/>
+                <w:lang w:val="es-ES" w:eastAsia="es-CL"/>
+              </w:rPr>
+              <w:t>Gestionar proyectos informáticos, ofreciendo alternativas para la toma de decisiones:</w:t>
+            </w:r>
+            <w:r>
+              <w:rPr>
+                <w:rFonts w:ascii="Calibri" w:hAnsi="Calibri" w:cs="Arial"/>
+                <w:i/>
+                <w:color w:val="548DD4"/>
+                <w:sz w:val="20"/>
+                <w:szCs w:val="20"/>
+                <w:lang w:val="es-ES" w:eastAsia="es-CL"/>
+              </w:rPr>
+              <w:t xml:space="preserve"> Permite aplicar la metodología ágil Scrum y tomar decisiones técnicas fundamentadas (por ejemplo, elegir una PWA sobre una app nativa para evitar que los usuarios tengan que descargar software para escanear un QR).</w:t>
+            </w:r>
+          </w:p>
+          <w:p>
+            <w:pPr>
+              <w:jc w:val="both"/>
+              <w:rPr>
+                <w:rFonts w:ascii="Calibri" w:hAnsi="Calibri" w:cs="Arial"/>
+                <w:i/>
+                <w:color w:val="548DD4"/>
+                <w:sz w:val="20"/>
+                <w:szCs w:val="20"/>
+                <w:lang w:val="es-ES" w:eastAsia="es-CL"/>
+              </w:rPr>
+            </w:pPr>
+            <w:r>
+              <w:rPr>
+                <w:rFonts w:ascii="Calibri" w:hAnsi="Calibri" w:cs="Arial"/>
+                <w:i/>
+                <w:iCs/>
+                <w:color w:val="548DD4"/>
+                <w:sz w:val="20"/>
+                <w:szCs w:val="20"/>
+                <w:lang w:val="es-ES" w:eastAsia="es-CL"/>
+              </w:rPr>
+              <w:t>Realizar pruebas de certificación de productos y procesos:</w:t>
+            </w:r>
+            <w:r>
+              <w:rPr>
+                <w:rFonts w:ascii="Calibri" w:hAnsi="Calibri" w:cs="Arial"/>
+                <w:i/>
+                <w:color w:val="548DD4"/>
+                <w:sz w:val="20"/>
+                <w:szCs w:val="20"/>
+                <w:lang w:val="es-ES" w:eastAsia="es-CL"/>
+              </w:rPr>
+              <w:t xml:space="preserve"> Permite definir y ejecutar un plan de QA bajo la norma ISO mediante pruebas unitarias, de integración y de interfaz  para asegurar un software robusto.</w:t>
+            </w:r>
+          </w:p>
+          <w:p>
+            <w:pPr>
+              <w:jc w:val="both"/>
+              <w:rPr>
+                <w:rFonts w:ascii="Calibri" w:hAnsi="Calibri" w:cs="Arial"/>
+                <w:i/>
+                <w:color w:val="548DD4"/>
+                <w:sz w:val="20"/>
+                <w:szCs w:val="20"/>
+                <w:lang w:val="es-ES" w:eastAsia="es-CL"/>
+              </w:rPr>
+            </w:pPr>
+            <w:r>
+              <w:rPr>
+                <w:rFonts w:ascii="Calibri" w:hAnsi="Calibri" w:cs="Arial"/>
+                <w:b/>
+                <w:bCs/>
+                <w:i/>
+                <w:color w:val="548DD4"/>
+                <w:sz w:val="20"/>
+                <w:szCs w:val="20"/>
+                <w:lang w:val="es-ES" w:eastAsia="es-CL"/>
+              </w:rPr>
+              <w:t>Relación con el plan de estudios</w:t>
+            </w:r>
+            <w:r>
+              <w:rPr>
+                <w:rFonts w:ascii="Calibri" w:hAnsi="Calibri" w:cs="Arial"/>
+                <w:b/>
+                <w:bCs/>
+                <w:i/>
+                <w:color w:val="548DD4"/>
+                <w:sz w:val="20"/>
+                <w:szCs w:val="20"/>
+                <w:lang w:val="es-ES" w:eastAsia="es-CL"/>
+              </w:rPr>
+              <w:t xml:space="preserve">: </w:t>
+            </w:r>
+            <w:r>
+              <w:rPr>
+                <w:rFonts w:ascii="Calibri" w:hAnsi="Calibri" w:cs="Arial"/>
+                <w:i/>
+                <w:iCs/>
+                <w:color w:val="548DD4"/>
+                <w:sz w:val="20"/>
+                <w:szCs w:val="20"/>
+                <w:lang w:val="es-ES" w:eastAsia="es-CL"/>
+              </w:rPr>
+              <w:t>Programación de Aplicaciones Móviles, Programación Web, Base de Datos, Integración de Plataformas, Deep Learning, Inteligencia de Negocios y Calidad de Software</w:t>
+            </w:r>
+            <w:r>
+              <w:rPr>
+                <w:rFonts w:ascii="Calibri" w:hAnsi="Calibri" w:cs="Arial"/>
+                <w:i/>
+                <w:color w:val="548DD4"/>
+                <w:sz w:val="20"/>
+                <w:szCs w:val="20"/>
+                <w:lang w:val="es-ES" w:eastAsia="es-CL"/>
+              </w:rPr>
+              <w:t>.</w:t>
+            </w:r>
+          </w:p>
+          <w:p>
+            <w:pPr>
+              <w:jc w:val="both"/>
+              <w:rPr>
+                <w:rFonts w:ascii="Calibri" w:hAnsi="Calibri" w:cs="Arial"/>
+                <w:i/>
+                <w:color w:val="548DD4"/>
+                <w:sz w:val="20"/>
+                <w:szCs w:val="20"/>
                 <w:lang w:eastAsia="es-CL"/>
               </w:rPr>
             </w:pPr>
-            <w:r>
-              <w:rPr>
-                <w:rFonts w:ascii="Calibri" w:hAnsi="Calibri" w:cs="Arial"/>
-                <w:i/>
-                <w:color w:val="548DD4"/>
-                <w:sz w:val="20"/>
-                <w:szCs w:val="20"/>
-                <w:lang w:eastAsia="es-CL"/>
-              </w:rPr>
-              <w:t>Justifica</w:t>
-            </w:r>
-            <w:r>
-              <w:rPr>
-                <w:rFonts w:ascii="Calibri" w:hAnsi="Calibri" w:cs="Arial"/>
-                <w:i/>
-                <w:color w:val="548DD4"/>
-                <w:sz w:val="20"/>
-                <w:szCs w:val="20"/>
-                <w:lang w:eastAsia="es-CL"/>
-              </w:rPr>
-              <w:t xml:space="preserve"> </w:t>
-            </w:r>
-            <w:r>
-              <w:rPr>
-                <w:rFonts w:ascii="Calibri" w:hAnsi="Calibri" w:cs="Arial"/>
-                <w:i/>
-                <w:color w:val="548DD4"/>
-                <w:sz w:val="20"/>
-                <w:szCs w:val="20"/>
-                <w:lang w:eastAsia="es-CL"/>
-              </w:rPr>
-              <w:t>c</w:t>
-            </w:r>
-            <w:r>
-              <w:rPr>
-                <w:rFonts w:ascii="Calibri" w:hAnsi="Calibri" w:cs="Arial"/>
-                <w:i/>
-                <w:color w:val="548DD4"/>
-                <w:sz w:val="20"/>
-                <w:szCs w:val="20"/>
-                <w:lang w:eastAsia="es-CL"/>
-              </w:rPr>
-              <w:t>ó</w:t>
-            </w:r>
-            <w:r>
-              <w:rPr>
-                <w:rFonts w:ascii="Calibri" w:hAnsi="Calibri" w:cs="Arial"/>
-                <w:i/>
-                <w:color w:val="548DD4"/>
-                <w:sz w:val="20"/>
-                <w:szCs w:val="20"/>
-                <w:lang w:eastAsia="es-CL"/>
-              </w:rPr>
-              <w:t>mo se relaciona tu Proyecto APT con el perfil de egreso de tu carrera y, en particular, con las competencias del perfil de egreso que seleccionaste</w:t>
-            </w:r>
-            <w:r>
-              <w:rPr>
-                <w:rFonts w:ascii="Calibri" w:hAnsi="Calibri" w:cs="Arial"/>
-                <w:i/>
-                <w:color w:val="548DD4"/>
-                <w:sz w:val="20"/>
-                <w:szCs w:val="20"/>
-                <w:lang w:eastAsia="es-CL"/>
-              </w:rPr>
-              <w:t xml:space="preserve"> anteriormente</w:t>
-            </w:r>
-            <w:r>
-              <w:rPr>
-                <w:rFonts w:ascii="Calibri" w:hAnsi="Calibri" w:cs="Arial"/>
-                <w:i/>
-                <w:color w:val="548DD4"/>
-                <w:sz w:val="20"/>
-                <w:szCs w:val="20"/>
-                <w:lang w:eastAsia="es-CL"/>
-              </w:rPr>
-              <w:t xml:space="preserve">. </w:t>
-            </w:r>
-          </w:p>
-          <w:p>
-            <w:pPr>
-              <w:jc w:val="both"/>
-              <w:rPr>
-                <w:rFonts w:ascii="Calibri" w:hAnsi="Calibri" w:cs="Arial"/>
-                <w:i/>
-                <w:color w:val="548DD4"/>
-                <w:sz w:val="20"/>
-                <w:szCs w:val="20"/>
-                <w:highlight w:val="yellow"/>
-                <w:lang w:eastAsia="es-CL"/>
-              </w:rPr>
-            </w:pPr>
-            <w:r>
-              <w:rPr>
-                <w:rFonts w:ascii="Calibri" w:hAnsi="Calibri" w:cs="Arial"/>
-                <w:i/>
-                <w:color w:val="548DD4"/>
-                <w:sz w:val="20"/>
-                <w:szCs w:val="20"/>
-                <w:lang w:eastAsia="es-CL"/>
-              </w:rPr>
-              <w:t xml:space="preserve">¿De qué manera se relaciona el Proyecto APT con el perfil de egreso de tu carrera? ¿De qué manera son necesarias las competencias que seleccionaste para resolver la problemática a trabajar? </w:t>
-            </w:r>
           </w:p>
         </w:tc>
       </w:tr>
@@ -1995,6 +2255,7 @@
                 <w:rFonts w:ascii="Calibri" w:hAnsi="Calibri"/>
                 <w:color w:val="1F3864" w:themeColor="accent1" w:themeShade="80"/>
               </w:rPr>
+              <w:lastRenderedPageBreak/>
               <w:t>Relación con los intereses profesionales</w:t>
             </w:r>
           </w:p>
@@ -2013,88 +2274,128 @@
                 <w:color w:val="548DD4"/>
                 <w:sz w:val="20"/>
                 <w:szCs w:val="20"/>
-                <w:lang w:eastAsia="es-CL"/>
-              </w:rPr>
-            </w:pPr>
-            <w:r>
-              <w:rPr>
-                <w:rFonts w:ascii="Calibri" w:hAnsi="Calibri" w:cs="Arial"/>
-                <w:i/>
-                <w:color w:val="548DD4"/>
-                <w:sz w:val="20"/>
-                <w:szCs w:val="20"/>
-                <w:lang w:eastAsia="es-CL"/>
-              </w:rPr>
-              <w:t>Señala c</w:t>
-            </w:r>
-            <w:r>
-              <w:rPr>
-                <w:rFonts w:ascii="Calibri" w:hAnsi="Calibri" w:cs="Arial"/>
-                <w:i/>
-                <w:color w:val="548DD4"/>
-                <w:sz w:val="20"/>
-                <w:szCs w:val="20"/>
-                <w:lang w:eastAsia="es-CL"/>
-              </w:rPr>
-              <w:t>ó</w:t>
-            </w:r>
-            <w:r>
-              <w:rPr>
-                <w:rFonts w:ascii="Calibri" w:hAnsi="Calibri" w:cs="Arial"/>
-                <w:i/>
-                <w:color w:val="548DD4"/>
-                <w:sz w:val="20"/>
-                <w:szCs w:val="20"/>
-                <w:lang w:eastAsia="es-CL"/>
-              </w:rPr>
-              <w:t>mo se relaciona el Proyecto APT que propones con tus intereses profesionales.</w:t>
-            </w:r>
-          </w:p>
-          <w:p>
-            <w:pPr>
-              <w:jc w:val="both"/>
-              <w:rPr>
-                <w:rFonts w:ascii="Calibri" w:hAnsi="Calibri" w:cs="Arial"/>
-                <w:i/>
-                <w:color w:val="548DD4"/>
-                <w:sz w:val="20"/>
-                <w:szCs w:val="20"/>
-                <w:highlight w:val="yellow"/>
-                <w:lang w:eastAsia="es-CL"/>
-              </w:rPr>
-            </w:pPr>
-            <w:r>
-              <w:rPr>
-                <w:rFonts w:ascii="Calibri" w:hAnsi="Calibri" w:cs="Arial"/>
-                <w:i/>
-                <w:color w:val="548DD4"/>
-                <w:sz w:val="20"/>
-                <w:szCs w:val="20"/>
-                <w:lang w:eastAsia="es-CL"/>
-              </w:rPr>
-              <w:t>¿Cuáles son tus intereses profesionales?  ¿Qué aspectos de tus intereses profesionales se ven reflejados en tu Proyecto APT? Realizar este Proyecto APT</w:t>
-            </w:r>
-            <w:r>
-              <w:rPr>
-                <w:rFonts w:ascii="Calibri" w:hAnsi="Calibri" w:cs="Arial"/>
-                <w:i/>
-                <w:color w:val="548DD4"/>
-                <w:sz w:val="20"/>
-                <w:szCs w:val="20"/>
-                <w:lang w:eastAsia="es-CL"/>
-              </w:rPr>
-              <w:t>,</w:t>
-            </w:r>
-            <w:r>
-              <w:rPr>
-                <w:rFonts w:ascii="Calibri" w:hAnsi="Calibri" w:cs="Arial"/>
-                <w:i/>
-                <w:color w:val="548DD4"/>
-                <w:sz w:val="20"/>
-                <w:szCs w:val="20"/>
-                <w:lang w:eastAsia="es-CL"/>
-              </w:rPr>
-              <w:t xml:space="preserve"> ¿de qué manera va a contribuir a tu desarrollo profesional? </w:t>
+                <w:lang w:val="es-ES" w:eastAsia="es-CL"/>
+              </w:rPr>
+            </w:pPr>
+            <w:r>
+              <w:rPr>
+                <w:rFonts w:ascii="Calibri" w:hAnsi="Calibri" w:cs="Arial"/>
+                <w:b/>
+                <w:bCs/>
+                <w:i/>
+                <w:color w:val="548DD4"/>
+                <w:sz w:val="20"/>
+                <w:szCs w:val="20"/>
+                <w:lang w:val="es-ES" w:eastAsia="es-CL"/>
+              </w:rPr>
+              <w:t>Intereses profesionales del equipo:</w:t>
+            </w:r>
+            <w:r>
+              <w:rPr>
+                <w:rFonts w:ascii="Calibri" w:hAnsi="Calibri" w:cs="Arial"/>
+                <w:i/>
+                <w:color w:val="548DD4"/>
+                <w:sz w:val="20"/>
+                <w:szCs w:val="20"/>
+                <w:lang w:val="es-ES" w:eastAsia="es-CL"/>
+              </w:rPr>
+              <w:t xml:space="preserve"> Nuestros intereses (Braihan, Luis </w:t>
+            </w:r>
+            <w:r>
+              <w:rPr>
+                <w:rFonts w:ascii="Calibri" w:hAnsi="Calibri" w:cs="Arial"/>
+                <w:i/>
+                <w:color w:val="548DD4"/>
+                <w:sz w:val="20"/>
+                <w:szCs w:val="20"/>
+                <w:lang w:val="es-ES" w:eastAsia="es-CL"/>
+              </w:rPr>
+              <w:t xml:space="preserve">y </w:t>
+            </w:r>
+            <w:r>
+              <w:rPr>
+                <w:rFonts w:ascii="Calibri" w:hAnsi="Calibri" w:cs="Arial"/>
+                <w:i/>
+                <w:color w:val="548DD4"/>
+                <w:sz w:val="20"/>
+                <w:szCs w:val="20"/>
+                <w:lang w:val="es-ES" w:eastAsia="es-CL"/>
+              </w:rPr>
+              <w:t>Benjamin) se enfocan en el desarrollo de software Full-Stack, la integración de Inteligencia Artificial aplicada a procesos de negocio y la gestión de proyectos tecnológicos.</w:t>
+            </w:r>
+          </w:p>
+          <w:p>
+            <w:pPr>
+              <w:jc w:val="both"/>
+              <w:rPr>
+                <w:rFonts w:ascii="Calibri" w:hAnsi="Calibri" w:cs="Arial"/>
+                <w:i/>
+                <w:color w:val="548DD4"/>
+                <w:sz w:val="20"/>
+                <w:szCs w:val="20"/>
+                <w:lang w:val="es-ES" w:eastAsia="es-CL"/>
+              </w:rPr>
+            </w:pPr>
+            <w:r>
+              <w:rPr>
+                <w:rFonts w:ascii="Calibri" w:hAnsi="Calibri" w:cs="Arial"/>
+                <w:b/>
+                <w:bCs/>
+                <w:i/>
+                <w:color w:val="548DD4"/>
+                <w:sz w:val="20"/>
+                <w:szCs w:val="20"/>
+                <w:lang w:val="es-ES" w:eastAsia="es-CL"/>
+              </w:rPr>
+              <w:t>Aspectos reflejados en el proyecto:</w:t>
+            </w:r>
+            <w:r>
+              <w:rPr>
+                <w:rFonts w:ascii="Calibri" w:hAnsi="Calibri" w:cs="Arial"/>
+                <w:i/>
+                <w:color w:val="548DD4"/>
+                <w:sz w:val="20"/>
+                <w:szCs w:val="20"/>
+                <w:lang w:val="es-ES" w:eastAsia="es-CL"/>
+              </w:rPr>
+              <w:t xml:space="preserve"> GymKeep refleja estos intereses al combinar la creación de interfaces web/móviles modernas con el uso de visión por computadora avanzada (IA) para transformar imágenes y datos operativos en métricas financieras útiles para la toma de decisiones.</w:t>
+            </w:r>
+          </w:p>
+          <w:p>
+            <w:pPr>
+              <w:jc w:val="both"/>
+              <w:rPr>
+                <w:rFonts w:ascii="Calibri" w:hAnsi="Calibri" w:cs="Arial"/>
+                <w:i/>
+                <w:color w:val="548DD4"/>
+                <w:sz w:val="20"/>
+                <w:szCs w:val="20"/>
+                <w:lang w:val="es-ES" w:eastAsia="es-CL"/>
+              </w:rPr>
+            </w:pPr>
+            <w:r>
+              <w:rPr>
+                <w:rFonts w:ascii="Calibri" w:hAnsi="Calibri" w:cs="Arial"/>
+                <w:b/>
+                <w:bCs/>
+                <w:i/>
+                <w:color w:val="548DD4"/>
+                <w:sz w:val="20"/>
+                <w:szCs w:val="20"/>
+                <w:lang w:val="es-ES" w:eastAsia="es-CL"/>
+              </w:rPr>
+              <w:t>Contribución al desarrollo profesional:</w:t>
+            </w:r>
+            <w:r>
+              <w:rPr>
+                <w:rFonts w:ascii="Calibri" w:hAnsi="Calibri" w:cs="Arial"/>
+                <w:i/>
+                <w:color w:val="548DD4"/>
+                <w:sz w:val="20"/>
+                <w:szCs w:val="20"/>
+                <w:lang w:val="es-ES" w:eastAsia="es-CL"/>
+              </w:rPr>
+              <w:t xml:space="preserve"> Desarrollar este proyecto nos prepara directamente para el mercado laboral actual, entregándonos experiencia práctica en el diseño de arquitecturas modernas, trabajo colaborativo en equipo y resolución de problemas reales mediante software escalable e inteligente.</w:t>
             </w:r>
           </w:p>
         </w:tc>
@@ -2131,498 +2432,401 @@
           </w:tcPr>
           <w:p>
             <w:pPr>
-              <w:jc w:val="both"/>
-              <w:rPr>
-                <w:rFonts w:ascii="Calibri" w:hAnsi="Calibri" w:cs="Arial"/>
-                <w:i/>
-                <w:color w:val="548DD4"/>
-                <w:sz w:val="20"/>
-                <w:szCs w:val="20"/>
-                <w:lang w:eastAsia="es-CL"/>
-              </w:rPr>
-            </w:pPr>
-            <w:r>
-              <w:rPr>
-                <w:rFonts w:ascii="Calibri" w:hAnsi="Calibri" w:cs="Arial"/>
-                <w:i/>
-                <w:color w:val="548DD4"/>
-                <w:sz w:val="20"/>
-                <w:szCs w:val="20"/>
-                <w:lang w:eastAsia="es-CL"/>
-              </w:rPr>
-              <w:t>Justifica</w:t>
-            </w:r>
-            <w:r>
-              <w:rPr>
-                <w:rFonts w:ascii="Calibri" w:hAnsi="Calibri" w:cs="Arial"/>
-                <w:i/>
-                <w:color w:val="548DD4"/>
-                <w:sz w:val="20"/>
-                <w:szCs w:val="20"/>
-                <w:lang w:eastAsia="es-CL"/>
+              <w:rPr>
+                <w:rFonts w:ascii="Calibri" w:hAnsi="Calibri" w:cs="Arial"/>
+                <w:i/>
+                <w:color w:val="548DD4"/>
+                <w:sz w:val="20"/>
+                <w:szCs w:val="20"/>
+                <w:lang w:val="es-ES" w:eastAsia="es-CL"/>
+              </w:rPr>
+            </w:pPr>
+            <w:r>
+              <w:rPr>
+                <w:rFonts w:ascii="Calibri" w:hAnsi="Calibri" w:cs="Arial"/>
+                <w:i/>
+                <w:color w:val="548DD4"/>
+                <w:sz w:val="20"/>
+                <w:szCs w:val="20"/>
+                <w:lang w:val="es-ES" w:eastAsia="es-CL"/>
+              </w:rPr>
+              <w:t>1.</w:t>
+            </w:r>
+            <w:r>
+              <w:rPr>
+                <w:rFonts w:ascii="Calibri" w:hAnsi="Calibri" w:cs="Arial"/>
+                <w:i/>
+                <w:color w:val="548DD4"/>
+                <w:sz w:val="20"/>
+                <w:szCs w:val="20"/>
+                <w:lang w:val="es-ES" w:eastAsia="es-CL"/>
               </w:rPr>
               <w:t xml:space="preserve"> </w:t>
             </w:r>
             <w:r>
               <w:rPr>
                 <w:rFonts w:ascii="Calibri" w:hAnsi="Calibri" w:cs="Arial"/>
-                <w:i/>
-                <w:color w:val="548DD4"/>
-                <w:sz w:val="20"/>
-                <w:szCs w:val="20"/>
-                <w:lang w:eastAsia="es-CL"/>
-              </w:rPr>
-              <w:t xml:space="preserve">brevemente </w:t>
-            </w:r>
-            <w:r>
-              <w:rPr>
-                <w:rFonts w:ascii="Calibri" w:hAnsi="Calibri" w:cs="Arial"/>
-                <w:i/>
-                <w:color w:val="548DD4"/>
-                <w:sz w:val="20"/>
-                <w:szCs w:val="20"/>
-                <w:lang w:eastAsia="es-CL"/>
-              </w:rPr>
-              <w:t>por qué es posible desarrollar tu proyecto APT</w:t>
-            </w:r>
-            <w:r>
-              <w:rPr>
-                <w:rFonts w:ascii="Calibri" w:hAnsi="Calibri" w:cs="Arial"/>
-                <w:i/>
-                <w:color w:val="548DD4"/>
-                <w:sz w:val="20"/>
-                <w:szCs w:val="20"/>
-                <w:lang w:eastAsia="es-CL"/>
-              </w:rPr>
-              <w:t>. Considera</w:t>
-            </w:r>
-            <w:r>
-              <w:rPr>
-                <w:rFonts w:ascii="Calibri" w:hAnsi="Calibri" w:cs="Arial"/>
-                <w:i/>
-                <w:color w:val="548DD4"/>
-                <w:sz w:val="20"/>
-                <w:szCs w:val="20"/>
-                <w:lang w:eastAsia="es-CL"/>
-              </w:rPr>
-              <w:t xml:space="preserve"> el tiempo </w:t>
-            </w:r>
-            <w:r>
-              <w:rPr>
-                <w:rFonts w:ascii="Calibri" w:hAnsi="Calibri" w:cs="Arial"/>
-                <w:i/>
-                <w:color w:val="548DD4"/>
-                <w:sz w:val="20"/>
-                <w:szCs w:val="20"/>
-                <w:lang w:eastAsia="es-CL"/>
-              </w:rPr>
-              <w:t xml:space="preserve">y materiales </w:t>
-            </w:r>
-            <w:r>
-              <w:rPr>
-                <w:rFonts w:ascii="Calibri" w:hAnsi="Calibri" w:cs="Arial"/>
-                <w:i/>
-                <w:color w:val="548DD4"/>
-                <w:sz w:val="20"/>
-                <w:szCs w:val="20"/>
-                <w:lang w:eastAsia="es-CL"/>
-              </w:rPr>
-              <w:t>que necesitas para desarrollarlo</w:t>
-            </w:r>
-            <w:r>
-              <w:rPr>
-                <w:rFonts w:ascii="Calibri" w:hAnsi="Calibri" w:cs="Arial"/>
-                <w:i/>
-                <w:color w:val="548DD4"/>
-                <w:sz w:val="20"/>
-                <w:szCs w:val="20"/>
-                <w:lang w:eastAsia="es-CL"/>
-              </w:rPr>
-              <w:t xml:space="preserve">, así como </w:t>
-            </w:r>
-            <w:r>
-              <w:rPr>
-                <w:rFonts w:ascii="Calibri" w:hAnsi="Calibri" w:cs="Arial"/>
-                <w:i/>
-                <w:color w:val="548DD4"/>
-                <w:sz w:val="20"/>
-                <w:szCs w:val="20"/>
-                <w:lang w:eastAsia="es-CL"/>
-              </w:rPr>
-              <w:t xml:space="preserve">los posibles factores externos que podrían dificultar </w:t>
-            </w:r>
-            <w:r>
-              <w:rPr>
-                <w:rFonts w:ascii="Calibri" w:hAnsi="Calibri" w:cs="Arial"/>
-                <w:i/>
-                <w:color w:val="548DD4"/>
-                <w:sz w:val="20"/>
-                <w:szCs w:val="20"/>
-                <w:lang w:eastAsia="es-CL"/>
-              </w:rPr>
-              <w:t xml:space="preserve">y facilitar </w:t>
-            </w:r>
-            <w:r>
-              <w:rPr>
-                <w:rFonts w:ascii="Calibri" w:hAnsi="Calibri" w:cs="Arial"/>
-                <w:i/>
-                <w:color w:val="548DD4"/>
-                <w:sz w:val="20"/>
-                <w:szCs w:val="20"/>
-                <w:lang w:eastAsia="es-CL"/>
-              </w:rPr>
-              <w:t xml:space="preserve">su desarrollo.  </w:t>
-            </w:r>
-          </w:p>
-          <w:p>
-            <w:pPr>
-              <w:rPr>
-                <w:rFonts w:ascii="Calibri" w:hAnsi="Calibri" w:cs="Arial"/>
-                <w:i/>
-                <w:color w:val="548DD4"/>
-                <w:sz w:val="20"/>
-                <w:szCs w:val="20"/>
-                <w:lang w:eastAsia="es-CL"/>
-              </w:rPr>
-            </w:pPr>
-            <w:r>
-              <w:rPr>
-                <w:rFonts w:ascii="Calibri" w:hAnsi="Calibri" w:cs="Arial"/>
-                <w:i/>
-                <w:color w:val="548DD4"/>
-                <w:sz w:val="20"/>
-                <w:szCs w:val="20"/>
-                <w:lang w:eastAsia="es-CL"/>
-              </w:rPr>
-              <w:t>¿</w:t>
-            </w:r>
-            <w:r>
-              <w:rPr>
-                <w:rFonts w:ascii="Calibri" w:hAnsi="Calibri" w:cs="Arial"/>
-                <w:i/>
-                <w:color w:val="548DD4"/>
-                <w:sz w:val="20"/>
-                <w:szCs w:val="20"/>
-                <w:lang w:eastAsia="es-CL"/>
-              </w:rPr>
-              <w:t>P</w:t>
-            </w:r>
-            <w:r>
-              <w:rPr>
-                <w:rFonts w:ascii="Calibri" w:hAnsi="Calibri" w:cs="Arial"/>
-                <w:i/>
-                <w:color w:val="548DD4"/>
-                <w:sz w:val="20"/>
-                <w:szCs w:val="20"/>
-                <w:lang w:eastAsia="es-CL"/>
-              </w:rPr>
-              <w:t>or</w:t>
-            </w:r>
-            <w:r>
-              <w:rPr>
-                <w:rFonts w:ascii="Calibri" w:hAnsi="Calibri" w:cs="Arial"/>
-                <w:i/>
-                <w:color w:val="548DD4"/>
-                <w:sz w:val="20"/>
-                <w:szCs w:val="20"/>
-                <w:lang w:eastAsia="es-CL"/>
+                <w:b/>
+                <w:bCs/>
+                <w:i/>
+                <w:color w:val="548DD4"/>
+                <w:sz w:val="20"/>
+                <w:szCs w:val="20"/>
+                <w:lang w:val="es-ES" w:eastAsia="es-CL"/>
+              </w:rPr>
+              <w:t>Duración del semestre:</w:t>
+            </w:r>
+            <w:r>
+              <w:rPr>
+                <w:rFonts w:ascii="Calibri" w:hAnsi="Calibri" w:cs="Arial"/>
+                <w:i/>
+                <w:color w:val="548DD4"/>
+                <w:sz w:val="20"/>
+                <w:szCs w:val="20"/>
+                <w:lang w:val="es-ES" w:eastAsia="es-CL"/>
+              </w:rPr>
+              <w:t xml:space="preserve"> Se cuenta con 18 semanas académicas</w:t>
+            </w:r>
+            <w:r>
+              <w:rPr>
+                <w:rFonts w:ascii="Calibri" w:hAnsi="Calibri" w:cs="Arial"/>
+                <w:i/>
+                <w:color w:val="548DD4"/>
+                <w:sz w:val="20"/>
+                <w:szCs w:val="20"/>
+                <w:lang w:val="es-ES" w:eastAsia="es-CL"/>
+              </w:rPr>
+              <w:t>.</w:t>
+            </w:r>
+          </w:p>
+          <w:p>
+            <w:pPr>
+              <w:rPr>
+                <w:rFonts w:ascii="Calibri" w:hAnsi="Calibri" w:cs="Arial"/>
+                <w:i/>
+                <w:color w:val="548DD4"/>
+                <w:sz w:val="20"/>
+                <w:szCs w:val="20"/>
+                <w:lang w:val="es-ES" w:eastAsia="es-CL"/>
+              </w:rPr>
+            </w:pPr>
+            <w:r>
+              <w:rPr>
+                <w:rFonts w:ascii="Calibri" w:hAnsi="Calibri" w:cs="Arial"/>
+                <w:i/>
+                <w:color w:val="548DD4"/>
+                <w:sz w:val="20"/>
+                <w:szCs w:val="20"/>
+                <w:lang w:val="es-ES" w:eastAsia="es-CL"/>
+              </w:rPr>
+              <w:t>2.</w:t>
+            </w:r>
+            <w:r>
+              <w:rPr>
+                <w:rFonts w:ascii="Calibri" w:hAnsi="Calibri" w:cs="Arial"/>
+                <w:i/>
+                <w:color w:val="548DD4"/>
+                <w:sz w:val="20"/>
+                <w:szCs w:val="20"/>
+                <w:lang w:val="es-ES" w:eastAsia="es-CL"/>
               </w:rPr>
               <w:t xml:space="preserve"> </w:t>
             </w:r>
             <w:r>
               <w:rPr>
                 <w:rFonts w:ascii="Calibri" w:hAnsi="Calibri" w:cs="Arial"/>
-                <w:i/>
-                <w:color w:val="548DD4"/>
-                <w:sz w:val="20"/>
-                <w:szCs w:val="20"/>
-                <w:lang w:eastAsia="es-CL"/>
-              </w:rPr>
-              <w:t>qu</w:t>
-            </w:r>
-            <w:r>
-              <w:rPr>
-                <w:rFonts w:ascii="Calibri" w:hAnsi="Calibri" w:cs="Arial"/>
-                <w:i/>
-                <w:color w:val="548DD4"/>
-                <w:sz w:val="20"/>
-                <w:szCs w:val="20"/>
-                <w:lang w:eastAsia="es-CL"/>
-              </w:rPr>
-              <w:t>é</w:t>
-            </w:r>
-            <w:r>
-              <w:rPr>
-                <w:rFonts w:ascii="Calibri" w:hAnsi="Calibri" w:cs="Arial"/>
-                <w:i/>
-                <w:color w:val="548DD4"/>
-                <w:sz w:val="20"/>
-                <w:szCs w:val="20"/>
-                <w:lang w:eastAsia="es-CL"/>
+                <w:b/>
+                <w:bCs/>
+                <w:i/>
+                <w:color w:val="548DD4"/>
+                <w:sz w:val="20"/>
+                <w:szCs w:val="20"/>
+                <w:lang w:val="es-ES" w:eastAsia="es-CL"/>
+              </w:rPr>
+              <w:t>Horas asignadas a la asignatura:</w:t>
+            </w:r>
+            <w:r>
+              <w:rPr>
+                <w:rFonts w:ascii="Calibri" w:hAnsi="Calibri" w:cs="Arial"/>
+                <w:i/>
+                <w:color w:val="548DD4"/>
+                <w:sz w:val="20"/>
+                <w:szCs w:val="20"/>
+                <w:lang w:val="es-ES" w:eastAsia="es-CL"/>
+              </w:rPr>
+              <w:t xml:space="preserve"> El trabajo se distribuye de manera equitativa entre los 3 integrantes del equipo, aprovechando las horas de clase de Capstone y las horas de trabajo autónomo programadas.</w:t>
+            </w:r>
+          </w:p>
+          <w:p>
+            <w:pPr>
+              <w:rPr>
+                <w:rFonts w:ascii="Calibri" w:hAnsi="Calibri" w:cs="Arial"/>
+                <w:i/>
+                <w:color w:val="548DD4"/>
+                <w:sz w:val="20"/>
+                <w:szCs w:val="20"/>
+                <w:lang w:val="es-ES" w:eastAsia="es-CL"/>
+              </w:rPr>
+            </w:pPr>
+            <w:r>
+              <w:rPr>
+                <w:rFonts w:ascii="Calibri" w:hAnsi="Calibri" w:cs="Arial"/>
+                <w:i/>
+                <w:color w:val="548DD4"/>
+                <w:sz w:val="20"/>
+                <w:szCs w:val="20"/>
+                <w:lang w:val="es-ES" w:eastAsia="es-CL"/>
+              </w:rPr>
+              <w:t>3.</w:t>
+            </w:r>
+            <w:r>
+              <w:rPr>
+                <w:rFonts w:ascii="Calibri" w:hAnsi="Calibri" w:cs="Arial"/>
+                <w:i/>
+                <w:color w:val="548DD4"/>
+                <w:sz w:val="20"/>
+                <w:szCs w:val="20"/>
+                <w:lang w:val="es-ES" w:eastAsia="es-CL"/>
               </w:rPr>
               <w:t xml:space="preserve"> </w:t>
             </w:r>
             <w:r>
               <w:rPr>
                 <w:rFonts w:ascii="Calibri" w:hAnsi="Calibri" w:cs="Arial"/>
-                <w:i/>
-                <w:color w:val="548DD4"/>
-                <w:sz w:val="20"/>
-                <w:szCs w:val="20"/>
-                <w:lang w:eastAsia="es-CL"/>
-              </w:rPr>
-              <w:t xml:space="preserve">crees </w:t>
-            </w:r>
-            <w:r>
-              <w:rPr>
-                <w:rFonts w:ascii="Calibri" w:hAnsi="Calibri" w:cs="Arial"/>
-                <w:i/>
-                <w:color w:val="548DD4"/>
-                <w:sz w:val="20"/>
-                <w:szCs w:val="20"/>
-                <w:lang w:eastAsia="es-CL"/>
-              </w:rPr>
-              <w:t xml:space="preserve">es </w:t>
-            </w:r>
-            <w:r>
-              <w:rPr>
-                <w:rFonts w:ascii="Calibri" w:hAnsi="Calibri" w:cs="Arial"/>
-                <w:i/>
-                <w:color w:val="548DD4"/>
-                <w:sz w:val="20"/>
-                <w:szCs w:val="20"/>
-                <w:lang w:eastAsia="es-CL"/>
-              </w:rPr>
-              <w:t xml:space="preserve">posible desarrollar tu </w:t>
-            </w:r>
-            <w:r>
-              <w:rPr>
-                <w:rFonts w:ascii="Calibri" w:hAnsi="Calibri" w:cs="Arial"/>
-                <w:i/>
-                <w:color w:val="548DD4"/>
-                <w:sz w:val="20"/>
-                <w:szCs w:val="20"/>
-                <w:lang w:eastAsia="es-CL"/>
-              </w:rPr>
-              <w:t xml:space="preserve">Proyecto </w:t>
-            </w:r>
-            <w:r>
-              <w:rPr>
-                <w:rFonts w:ascii="Calibri" w:hAnsi="Calibri" w:cs="Arial"/>
-                <w:i/>
-                <w:color w:val="548DD4"/>
-                <w:sz w:val="20"/>
-                <w:szCs w:val="20"/>
-                <w:lang w:eastAsia="es-CL"/>
-              </w:rPr>
-              <w:t>APT</w:t>
-            </w:r>
-            <w:r>
-              <w:rPr>
-                <w:rFonts w:ascii="Calibri" w:hAnsi="Calibri" w:cs="Arial"/>
-                <w:i/>
-                <w:color w:val="548DD4"/>
-                <w:sz w:val="20"/>
-                <w:szCs w:val="20"/>
-                <w:lang w:eastAsia="es-CL"/>
-              </w:rPr>
-              <w:t>?</w:t>
-            </w:r>
-            <w:r>
-              <w:rPr>
-                <w:rFonts w:ascii="Calibri" w:hAnsi="Calibri" w:cs="Arial"/>
-                <w:i/>
-                <w:color w:val="548DD4"/>
-                <w:sz w:val="20"/>
-                <w:szCs w:val="20"/>
-                <w:lang w:eastAsia="es-CL"/>
-              </w:rPr>
-              <w:t xml:space="preserve"> Para responder esta pregunta debes tener en consideración:</w:t>
-            </w:r>
-          </w:p>
-          <w:p>
-            <w:pPr>
-              <w:pStyle w:val="Prrafodelista"/>
-              <w:numPr>
-                <w:ilvl w:val="0"/>
-                <w:numId w:val="2"/>
-              </w:numPr>
-              <w:rPr>
-                <w:rFonts w:ascii="Calibri" w:hAnsi="Calibri" w:cs="Arial"/>
-                <w:i/>
-                <w:color w:val="548DD4"/>
-                <w:sz w:val="20"/>
-                <w:szCs w:val="20"/>
-                <w:lang w:eastAsia="es-CL"/>
-              </w:rPr>
-            </w:pPr>
-            <w:r>
-              <w:rPr>
-                <w:rFonts w:ascii="Calibri" w:hAnsi="Calibri" w:cs="Arial"/>
-                <w:i/>
-                <w:color w:val="548DD4"/>
-                <w:sz w:val="20"/>
-                <w:szCs w:val="20"/>
-                <w:lang w:eastAsia="es-CL"/>
-              </w:rPr>
-              <w:t>Duración del semestre</w:t>
-            </w:r>
-          </w:p>
-          <w:p>
-            <w:pPr>
-              <w:pStyle w:val="Prrafodelista"/>
-              <w:numPr>
-                <w:ilvl w:val="0"/>
-                <w:numId w:val="2"/>
-              </w:numPr>
-              <w:rPr>
-                <w:rFonts w:ascii="Calibri" w:hAnsi="Calibri" w:cs="Arial"/>
-                <w:i/>
-                <w:color w:val="548DD4"/>
-                <w:sz w:val="20"/>
-                <w:szCs w:val="20"/>
-                <w:lang w:eastAsia="es-CL"/>
-              </w:rPr>
-            </w:pPr>
-            <w:r>
-              <w:rPr>
-                <w:rFonts w:ascii="Calibri" w:hAnsi="Calibri" w:cs="Arial"/>
-                <w:i/>
-                <w:color w:val="548DD4"/>
-                <w:sz w:val="20"/>
-                <w:szCs w:val="20"/>
-                <w:lang w:eastAsia="es-CL"/>
-              </w:rPr>
-              <w:t xml:space="preserve">Horas asignadas a la asignatura </w:t>
-            </w:r>
-          </w:p>
-          <w:p>
-            <w:pPr>
-              <w:pStyle w:val="Prrafodelista"/>
-              <w:numPr>
-                <w:ilvl w:val="0"/>
-                <w:numId w:val="2"/>
-              </w:numPr>
-              <w:rPr>
-                <w:rFonts w:ascii="Calibri" w:hAnsi="Calibri" w:cs="Arial"/>
-                <w:i/>
-                <w:color w:val="548DD4"/>
-                <w:sz w:val="20"/>
-                <w:szCs w:val="20"/>
-                <w:lang w:eastAsia="es-CL"/>
-              </w:rPr>
-            </w:pPr>
-            <w:r>
-              <w:rPr>
-                <w:rFonts w:ascii="Calibri" w:hAnsi="Calibri" w:cs="Arial"/>
-                <w:i/>
-                <w:color w:val="548DD4"/>
-                <w:sz w:val="20"/>
-                <w:szCs w:val="20"/>
-                <w:lang w:eastAsia="es-CL"/>
-              </w:rPr>
-              <w:t>Materiales requeridos</w:t>
-            </w:r>
-          </w:p>
-          <w:p>
-            <w:pPr>
-              <w:pStyle w:val="Prrafodelista"/>
-              <w:numPr>
-                <w:ilvl w:val="0"/>
-                <w:numId w:val="2"/>
-              </w:numPr>
-              <w:rPr>
-                <w:rFonts w:ascii="Calibri" w:hAnsi="Calibri" w:cs="Arial"/>
-                <w:i/>
-                <w:color w:val="548DD4"/>
-                <w:sz w:val="20"/>
-                <w:szCs w:val="20"/>
-                <w:lang w:eastAsia="es-CL"/>
-              </w:rPr>
-            </w:pPr>
-            <w:r>
-              <w:rPr>
-                <w:rFonts w:ascii="Calibri" w:hAnsi="Calibri" w:cs="Arial"/>
-                <w:i/>
-                <w:color w:val="548DD4"/>
-                <w:sz w:val="20"/>
-                <w:szCs w:val="20"/>
-                <w:lang w:eastAsia="es-CL"/>
-              </w:rPr>
-              <w:t xml:space="preserve">Factores externos que facilitan su desarrollo </w:t>
-            </w:r>
-          </w:p>
-          <w:p>
-            <w:pPr>
-              <w:pStyle w:val="Prrafodelista"/>
-              <w:numPr>
-                <w:ilvl w:val="0"/>
-                <w:numId w:val="2"/>
-              </w:numPr>
-              <w:rPr>
-                <w:rFonts w:ascii="Calibri" w:hAnsi="Calibri" w:cs="Arial"/>
-                <w:i/>
-                <w:color w:val="548DD4"/>
-                <w:sz w:val="20"/>
-                <w:szCs w:val="20"/>
-                <w:lang w:eastAsia="es-CL"/>
-              </w:rPr>
-            </w:pPr>
-            <w:r>
-              <w:rPr>
-                <w:rFonts w:ascii="Calibri" w:hAnsi="Calibri" w:cs="Arial"/>
-                <w:i/>
-                <w:color w:val="548DD4"/>
-                <w:sz w:val="20"/>
-                <w:szCs w:val="20"/>
-                <w:lang w:eastAsia="es-CL"/>
+                <w:b/>
+                <w:bCs/>
+                <w:i/>
+                <w:color w:val="548DD4"/>
+                <w:sz w:val="20"/>
+                <w:szCs w:val="20"/>
+                <w:lang w:val="es-ES" w:eastAsia="es-CL"/>
+              </w:rPr>
+              <w:t>Materiales requeridos:</w:t>
+            </w:r>
+            <w:r>
+              <w:rPr>
+                <w:rFonts w:ascii="Calibri" w:hAnsi="Calibri" w:cs="Arial"/>
+                <w:i/>
+                <w:color w:val="548DD4"/>
+                <w:sz w:val="20"/>
+                <w:szCs w:val="20"/>
+                <w:lang w:val="es-ES" w:eastAsia="es-CL"/>
+              </w:rPr>
+              <w:t xml:space="preserve"> Se utilizarán herramientas y tecnologías de uso libre y </w:t>
+            </w:r>
+            <w:r>
+              <w:rPr>
+                <w:rFonts w:ascii="Calibri" w:hAnsi="Calibri" w:cs="Arial"/>
+                <w:i/>
+                <w:iCs/>
+                <w:color w:val="548DD4"/>
+                <w:sz w:val="20"/>
+                <w:szCs w:val="20"/>
+                <w:lang w:val="es-ES" w:eastAsia="es-CL"/>
+              </w:rPr>
+              <w:t>Open Source</w:t>
+            </w:r>
+            <w:r>
+              <w:rPr>
+                <w:rFonts w:ascii="Calibri" w:hAnsi="Calibri" w:cs="Arial"/>
+                <w:i/>
+                <w:color w:val="548DD4"/>
+                <w:sz w:val="20"/>
+                <w:szCs w:val="20"/>
+                <w:lang w:val="es-ES" w:eastAsia="es-CL"/>
+              </w:rPr>
+              <w:t xml:space="preserve"> (React, Node.js/Python, PostgreSQL, YOLOv8, OpenCV, Docker) y computadores personales estándar con webcams para las pruebas.</w:t>
+            </w:r>
+          </w:p>
+          <w:p>
+            <w:pPr>
+              <w:rPr>
+                <w:rFonts w:ascii="Calibri" w:hAnsi="Calibri" w:cs="Arial"/>
+                <w:i/>
+                <w:color w:val="548DD4"/>
+                <w:sz w:val="20"/>
+                <w:szCs w:val="20"/>
+                <w:lang w:val="es-ES" w:eastAsia="es-CL"/>
+              </w:rPr>
+            </w:pPr>
+            <w:r>
+              <w:rPr>
+                <w:rFonts w:ascii="Calibri" w:hAnsi="Calibri" w:cs="Arial"/>
+                <w:i/>
+                <w:color w:val="548DD4"/>
+                <w:sz w:val="20"/>
+                <w:szCs w:val="20"/>
+                <w:lang w:val="es-ES" w:eastAsia="es-CL"/>
+              </w:rPr>
+              <w:t>4.</w:t>
+            </w:r>
+            <w:r>
+              <w:rPr>
+                <w:rFonts w:ascii="Calibri" w:hAnsi="Calibri" w:cs="Arial"/>
+                <w:i/>
+                <w:color w:val="548DD4"/>
+                <w:sz w:val="20"/>
+                <w:szCs w:val="20"/>
+                <w:lang w:val="es-ES" w:eastAsia="es-CL"/>
+              </w:rPr>
+              <w:t xml:space="preserve"> </w:t>
+            </w:r>
+            <w:r>
+              <w:rPr>
+                <w:rFonts w:ascii="Calibri" w:hAnsi="Calibri" w:cs="Arial"/>
+                <w:b/>
+                <w:bCs/>
+                <w:i/>
+                <w:color w:val="548DD4"/>
+                <w:sz w:val="20"/>
+                <w:szCs w:val="20"/>
+                <w:lang w:val="es-ES" w:eastAsia="es-CL"/>
+              </w:rPr>
+              <w:t>Factores externos que facilitan su desarrollo:</w:t>
+            </w:r>
+            <w:r>
+              <w:rPr>
+                <w:rFonts w:ascii="Calibri" w:hAnsi="Calibri" w:cs="Arial"/>
+                <w:i/>
+                <w:color w:val="548DD4"/>
+                <w:sz w:val="20"/>
+                <w:szCs w:val="20"/>
+                <w:lang w:val="es-ES" w:eastAsia="es-CL"/>
+              </w:rPr>
+              <w:t xml:space="preserve"> Disponibilidad de modelos de IA preentrenados y librerías maduras de lectura QR en entornos web, lo que evita programar algoritmos base desde cero.</w:t>
+            </w:r>
+          </w:p>
+          <w:p>
+            <w:pPr>
+              <w:rPr>
+                <w:rFonts w:ascii="Calibri" w:hAnsi="Calibri" w:cs="Arial"/>
+                <w:i/>
+                <w:color w:val="548DD4"/>
+                <w:sz w:val="20"/>
+                <w:szCs w:val="20"/>
+                <w:lang w:val="es-ES" w:eastAsia="es-CL"/>
+              </w:rPr>
+            </w:pPr>
+            <w:r>
+              <w:rPr>
+                <w:rFonts w:ascii="Calibri" w:hAnsi="Calibri" w:cs="Arial"/>
+                <w:b/>
+                <w:bCs/>
+                <w:i/>
+                <w:color w:val="548DD4"/>
+                <w:sz w:val="20"/>
+                <w:szCs w:val="20"/>
+                <w:lang w:val="es-ES" w:eastAsia="es-CL"/>
+              </w:rPr>
+              <w:t xml:space="preserve">5. </w:t>
+            </w:r>
+            <w:r>
+              <w:rPr>
+                <w:rFonts w:ascii="Calibri" w:hAnsi="Calibri" w:cs="Arial"/>
+                <w:b/>
+                <w:bCs/>
+                <w:i/>
+                <w:color w:val="548DD4"/>
+                <w:sz w:val="20"/>
+                <w:szCs w:val="20"/>
+                <w:lang w:val="es-ES" w:eastAsia="es-CL"/>
+              </w:rPr>
+              <w:t>Factores externos que dificultan su desarrollo y su solución:</w:t>
+            </w:r>
+          </w:p>
+          <w:p>
+            <w:pPr>
+              <w:rPr>
+                <w:rFonts w:ascii="Calibri" w:hAnsi="Calibri" w:cs="Arial"/>
+                <w:i/>
+                <w:color w:val="548DD4"/>
+                <w:sz w:val="20"/>
+                <w:szCs w:val="20"/>
+                <w:lang w:val="es-ES" w:eastAsia="es-CL"/>
+              </w:rPr>
+            </w:pPr>
+            <w:r>
+              <w:rPr>
+                <w:rFonts w:ascii="Calibri" w:hAnsi="Calibri" w:cs="Arial"/>
+                <w:i/>
+                <w:iCs/>
+                <w:color w:val="548DD4"/>
+                <w:sz w:val="20"/>
+                <w:szCs w:val="20"/>
+                <w:lang w:val="es-ES" w:eastAsia="es-CL"/>
+              </w:rPr>
+              <w:t>Dificultad:</w:t>
+            </w:r>
+            <w:r>
+              <w:rPr>
+                <w:rFonts w:ascii="Calibri" w:hAnsi="Calibri" w:cs="Arial"/>
+                <w:i/>
+                <w:color w:val="548DD4"/>
+                <w:sz w:val="20"/>
+                <w:szCs w:val="20"/>
+                <w:lang w:val="es-ES" w:eastAsia="es-CL"/>
+              </w:rPr>
+              <w:t xml:space="preserve"> La imposibilidad de instalar cámaras físicas en un gimnasio real durante el semestre académico.</w:t>
+            </w:r>
+          </w:p>
+          <w:p>
+            <w:pPr>
+              <w:rPr>
+                <w:rFonts w:ascii="Calibri" w:hAnsi="Calibri" w:cs="Arial"/>
+                <w:i/>
+                <w:color w:val="548DD4"/>
+                <w:sz w:val="20"/>
+                <w:szCs w:val="20"/>
+                <w:lang w:val="es-ES" w:eastAsia="es-CL"/>
+              </w:rPr>
+            </w:pPr>
+            <w:r>
+              <w:rPr>
+                <w:rFonts w:ascii="Calibri" w:hAnsi="Calibri" w:cs="Arial"/>
+                <w:i/>
+                <w:iCs/>
+                <w:color w:val="548DD4"/>
+                <w:sz w:val="20"/>
+                <w:szCs w:val="20"/>
+                <w:lang w:val="es-ES" w:eastAsia="es-CL"/>
               </w:rPr>
               <w:lastRenderedPageBreak/>
-              <w:t>Factores</w:t>
-            </w:r>
-            <w:r>
-              <w:rPr>
-                <w:rFonts w:ascii="Calibri" w:hAnsi="Calibri" w:cs="Arial"/>
-                <w:i/>
-                <w:color w:val="548DD4"/>
-                <w:sz w:val="20"/>
-                <w:szCs w:val="20"/>
-                <w:lang w:eastAsia="es-CL"/>
-              </w:rPr>
-              <w:t xml:space="preserve"> externos que dificultan su desarrollo</w:t>
-            </w:r>
-            <w:r>
-              <w:rPr>
-                <w:rFonts w:ascii="Calibri" w:hAnsi="Calibri" w:cs="Arial"/>
-                <w:i/>
-                <w:color w:val="548DD4"/>
-                <w:sz w:val="20"/>
-                <w:szCs w:val="20"/>
-                <w:lang w:eastAsia="es-CL"/>
-              </w:rPr>
-              <w:t xml:space="preserve"> y maneras en que podrías</w:t>
-            </w:r>
-            <w:r>
-              <w:rPr>
-                <w:rFonts w:ascii="Calibri" w:hAnsi="Calibri" w:cs="Arial"/>
-                <w:i/>
-                <w:color w:val="548DD4"/>
-                <w:sz w:val="20"/>
-                <w:szCs w:val="20"/>
-                <w:lang w:eastAsia="es-CL"/>
-              </w:rPr>
-              <w:t xml:space="preserve"> solucionarlo</w:t>
-            </w:r>
-            <w:r>
-              <w:rPr>
-                <w:rFonts w:ascii="Calibri" w:hAnsi="Calibri" w:cs="Arial"/>
-                <w:i/>
-                <w:color w:val="548DD4"/>
-                <w:sz w:val="20"/>
-                <w:szCs w:val="20"/>
-                <w:lang w:eastAsia="es-CL"/>
-              </w:rPr>
-              <w:t>s</w:t>
+              <w:t>Solución:</w:t>
+            </w:r>
+            <w:r>
+              <w:rPr>
+                <w:rFonts w:ascii="Calibri" w:hAnsi="Calibri" w:cs="Arial"/>
+                <w:i/>
+                <w:color w:val="548DD4"/>
+                <w:sz w:val="20"/>
+                <w:szCs w:val="20"/>
+                <w:lang w:val="es-ES" w:eastAsia="es-CL"/>
+              </w:rPr>
+              <w:t xml:space="preserve"> El módulo de visión por computadora se desarrollará y validará mediante una Prueba de Concepto</w:t>
+            </w:r>
+            <w:r>
+              <w:rPr>
+                <w:rFonts w:ascii="Calibri" w:hAnsi="Calibri" w:cs="Arial"/>
+                <w:b/>
+                <w:bCs/>
+                <w:i/>
+                <w:color w:val="548DD4"/>
+                <w:sz w:val="20"/>
+                <w:szCs w:val="20"/>
+                <w:lang w:val="es-ES" w:eastAsia="es-CL"/>
+              </w:rPr>
+              <w:t xml:space="preserve"> </w:t>
+            </w:r>
+            <w:r>
+              <w:rPr>
+                <w:rFonts w:ascii="Calibri" w:hAnsi="Calibri" w:cs="Arial"/>
+                <w:i/>
+                <w:color w:val="548DD4"/>
+                <w:sz w:val="20"/>
+                <w:szCs w:val="20"/>
+                <w:lang w:val="es-ES" w:eastAsia="es-CL"/>
+              </w:rPr>
+              <w:t>procesando videos grabados de entrenamiento, mientras que las pruebas de volumen en la base de datos se realizarán mediante datos sintéticos.</w:t>
             </w:r>
           </w:p>
         </w:tc>
@@ -2849,359 +3053,7 @@
                 <w:szCs w:val="20"/>
                 <w:lang w:eastAsia="es-CL"/>
               </w:rPr>
-              <w:t>D</w:t>
-            </w:r>
-            <w:r>
-              <w:rPr>
-                <w:rFonts w:ascii="Calibri" w:hAnsi="Calibri" w:cs="Arial"/>
-                <w:i/>
-                <w:color w:val="548DD4"/>
-                <w:sz w:val="20"/>
-                <w:szCs w:val="20"/>
-                <w:lang w:eastAsia="es-CL"/>
-              </w:rPr>
-              <w:t>escrib</w:t>
-            </w:r>
-            <w:r>
-              <w:rPr>
-                <w:rFonts w:ascii="Calibri" w:hAnsi="Calibri" w:cs="Arial"/>
-                <w:i/>
-                <w:color w:val="548DD4"/>
-                <w:sz w:val="20"/>
-                <w:szCs w:val="20"/>
-                <w:lang w:eastAsia="es-CL"/>
-              </w:rPr>
-              <w:t>e</w:t>
-            </w:r>
-            <w:r>
-              <w:rPr>
-                <w:rFonts w:ascii="Calibri" w:hAnsi="Calibri" w:cs="Arial"/>
-                <w:i/>
-                <w:color w:val="548DD4"/>
-                <w:sz w:val="20"/>
-                <w:szCs w:val="20"/>
-                <w:lang w:eastAsia="es-CL"/>
-              </w:rPr>
-              <w:t xml:space="preserve"> </w:t>
-            </w:r>
-            <w:r>
-              <w:rPr>
-                <w:rFonts w:ascii="Calibri" w:hAnsi="Calibri" w:cs="Arial"/>
-                <w:i/>
-                <w:color w:val="548DD4"/>
-                <w:sz w:val="20"/>
-                <w:szCs w:val="20"/>
-                <w:lang w:eastAsia="es-CL"/>
-              </w:rPr>
-              <w:t>el o l</w:t>
-            </w:r>
-            <w:r>
-              <w:rPr>
-                <w:rFonts w:ascii="Calibri" w:hAnsi="Calibri" w:cs="Arial"/>
-                <w:i/>
-                <w:color w:val="548DD4"/>
-                <w:sz w:val="20"/>
-                <w:szCs w:val="20"/>
-                <w:lang w:eastAsia="es-CL"/>
-              </w:rPr>
-              <w:t xml:space="preserve">os objetivos generales </w:t>
-            </w:r>
-            <w:r>
-              <w:rPr>
-                <w:rFonts w:ascii="Calibri" w:hAnsi="Calibri" w:cs="Arial"/>
-                <w:i/>
-                <w:color w:val="548DD4"/>
-                <w:sz w:val="20"/>
-                <w:szCs w:val="20"/>
-                <w:lang w:eastAsia="es-CL"/>
-              </w:rPr>
-              <w:t>de</w:t>
-            </w:r>
-            <w:r>
-              <w:rPr>
-                <w:rFonts w:ascii="Calibri" w:hAnsi="Calibri" w:cs="Arial"/>
-                <w:i/>
-                <w:color w:val="548DD4"/>
-                <w:sz w:val="20"/>
-                <w:szCs w:val="20"/>
-                <w:lang w:eastAsia="es-CL"/>
-              </w:rPr>
-              <w:t xml:space="preserve"> </w:t>
-            </w:r>
-            <w:r>
-              <w:rPr>
-                <w:rFonts w:ascii="Calibri" w:hAnsi="Calibri" w:cs="Arial"/>
-                <w:i/>
-                <w:color w:val="548DD4"/>
-                <w:sz w:val="20"/>
-                <w:szCs w:val="20"/>
-                <w:lang w:eastAsia="es-CL"/>
-              </w:rPr>
-              <w:t>t</w:t>
-            </w:r>
-            <w:r>
-              <w:rPr>
-                <w:rFonts w:ascii="Calibri" w:hAnsi="Calibri" w:cs="Arial"/>
-                <w:i/>
-                <w:color w:val="548DD4"/>
-                <w:sz w:val="20"/>
-                <w:szCs w:val="20"/>
-                <w:lang w:eastAsia="es-CL"/>
-              </w:rPr>
-              <w:t>u trabajo</w:t>
-            </w:r>
-            <w:r>
-              <w:rPr>
-                <w:rFonts w:ascii="Calibri" w:hAnsi="Calibri" w:cs="Arial"/>
-                <w:i/>
-                <w:color w:val="548DD4"/>
-                <w:sz w:val="20"/>
-                <w:szCs w:val="20"/>
-                <w:lang w:eastAsia="es-CL"/>
-              </w:rPr>
-              <w:t xml:space="preserve">. </w:t>
-            </w:r>
-            <w:r>
-              <w:rPr>
-                <w:rFonts w:ascii="Calibri" w:hAnsi="Calibri" w:cs="Arial"/>
-                <w:i/>
-                <w:color w:val="548DD4"/>
-                <w:sz w:val="20"/>
-                <w:szCs w:val="20"/>
-                <w:lang w:eastAsia="es-CL"/>
-              </w:rPr>
-              <w:t>E</w:t>
-            </w:r>
-            <w:r>
-              <w:rPr>
-                <w:rFonts w:ascii="Calibri" w:hAnsi="Calibri" w:cs="Arial"/>
-                <w:i/>
-                <w:color w:val="548DD4"/>
-                <w:sz w:val="20"/>
-                <w:szCs w:val="20"/>
-                <w:lang w:eastAsia="es-CL"/>
-              </w:rPr>
-              <w:t xml:space="preserve">stos representan las grandes metas </w:t>
-            </w:r>
-            <w:r>
-              <w:rPr>
-                <w:rFonts w:ascii="Calibri" w:hAnsi="Calibri" w:cs="Arial"/>
-                <w:i/>
-                <w:color w:val="548DD4"/>
-                <w:sz w:val="20"/>
-                <w:szCs w:val="20"/>
-                <w:lang w:eastAsia="es-CL"/>
-              </w:rPr>
-              <w:t xml:space="preserve">del </w:t>
-            </w:r>
-            <w:r>
-              <w:rPr>
-                <w:rFonts w:ascii="Calibri" w:hAnsi="Calibri" w:cs="Arial"/>
-                <w:i/>
-                <w:color w:val="548DD4"/>
-                <w:sz w:val="20"/>
-                <w:szCs w:val="20"/>
-                <w:lang w:eastAsia="es-CL"/>
-              </w:rPr>
-              <w:t>proyecto</w:t>
-            </w:r>
-            <w:r>
-              <w:rPr>
-                <w:rFonts w:ascii="Calibri" w:hAnsi="Calibri" w:cs="Arial"/>
-                <w:i/>
-                <w:color w:val="548DD4"/>
-                <w:sz w:val="20"/>
-                <w:szCs w:val="20"/>
-                <w:lang w:eastAsia="es-CL"/>
-              </w:rPr>
-              <w:t xml:space="preserve"> </w:t>
-            </w:r>
-            <w:r>
-              <w:rPr>
-                <w:rFonts w:ascii="Calibri" w:hAnsi="Calibri" w:cs="Arial"/>
-                <w:i/>
-                <w:color w:val="548DD4"/>
-                <w:sz w:val="20"/>
-                <w:szCs w:val="20"/>
-                <w:lang w:eastAsia="es-CL"/>
-              </w:rPr>
-              <w:t>que realiza</w:t>
-            </w:r>
-            <w:r>
-              <w:rPr>
-                <w:rFonts w:ascii="Calibri" w:hAnsi="Calibri" w:cs="Arial"/>
-                <w:i/>
-                <w:color w:val="548DD4"/>
-                <w:sz w:val="20"/>
-                <w:szCs w:val="20"/>
-                <w:lang w:eastAsia="es-CL"/>
-              </w:rPr>
-              <w:t>rás</w:t>
-            </w:r>
-            <w:r>
-              <w:rPr>
-                <w:rFonts w:ascii="Calibri" w:hAnsi="Calibri" w:cs="Arial"/>
-                <w:i/>
-                <w:color w:val="548DD4"/>
-                <w:sz w:val="20"/>
-                <w:szCs w:val="20"/>
-                <w:lang w:eastAsia="es-CL"/>
-              </w:rPr>
-              <w:t xml:space="preserve">, de manera que </w:t>
-            </w:r>
-            <w:r>
-              <w:rPr>
-                <w:rFonts w:ascii="Calibri" w:hAnsi="Calibri" w:cs="Arial"/>
-                <w:i/>
-                <w:color w:val="548DD4"/>
-                <w:sz w:val="20"/>
-                <w:szCs w:val="20"/>
-                <w:lang w:eastAsia="es-CL"/>
-              </w:rPr>
-              <w:t>te</w:t>
-            </w:r>
-            <w:r>
-              <w:rPr>
-                <w:rFonts w:ascii="Calibri" w:hAnsi="Calibri" w:cs="Arial"/>
-                <w:i/>
-                <w:color w:val="548DD4"/>
-                <w:sz w:val="20"/>
-                <w:szCs w:val="20"/>
-                <w:lang w:eastAsia="es-CL"/>
-              </w:rPr>
-              <w:t xml:space="preserve"> servirán de guía para que</w:t>
-            </w:r>
-            <w:r>
-              <w:rPr>
-                <w:rFonts w:ascii="Calibri" w:hAnsi="Calibri" w:cs="Arial"/>
-                <w:i/>
-                <w:color w:val="548DD4"/>
-                <w:sz w:val="20"/>
-                <w:szCs w:val="20"/>
-                <w:lang w:eastAsia="es-CL"/>
-              </w:rPr>
-              <w:t>,</w:t>
-            </w:r>
-            <w:r>
-              <w:rPr>
-                <w:rFonts w:ascii="Calibri" w:hAnsi="Calibri" w:cs="Arial"/>
-                <w:i/>
-                <w:color w:val="548DD4"/>
-                <w:sz w:val="20"/>
-                <w:szCs w:val="20"/>
-                <w:lang w:eastAsia="es-CL"/>
-              </w:rPr>
-              <w:t xml:space="preserve"> una vez finalizado todo el proceso, </w:t>
-            </w:r>
-            <w:r>
-              <w:rPr>
-                <w:rFonts w:ascii="Calibri" w:hAnsi="Calibri" w:cs="Arial"/>
-                <w:i/>
-                <w:color w:val="548DD4"/>
-                <w:sz w:val="20"/>
-                <w:szCs w:val="20"/>
-                <w:lang w:eastAsia="es-CL"/>
-              </w:rPr>
-              <w:t>puedas</w:t>
-            </w:r>
-            <w:r>
-              <w:rPr>
-                <w:rFonts w:ascii="Calibri" w:hAnsi="Calibri" w:cs="Arial"/>
-                <w:i/>
-                <w:color w:val="548DD4"/>
-                <w:sz w:val="20"/>
-                <w:szCs w:val="20"/>
-                <w:lang w:eastAsia="es-CL"/>
-              </w:rPr>
-              <w:t xml:space="preserve"> contrastar el resultado </w:t>
-            </w:r>
-            <w:r>
-              <w:rPr>
-                <w:rFonts w:ascii="Calibri" w:hAnsi="Calibri" w:cs="Arial"/>
-                <w:i/>
-                <w:color w:val="548DD4"/>
-                <w:sz w:val="20"/>
-                <w:szCs w:val="20"/>
-                <w:lang w:eastAsia="es-CL"/>
-              </w:rPr>
-              <w:t>con</w:t>
-            </w:r>
-            <w:r>
-              <w:rPr>
-                <w:rFonts w:ascii="Calibri" w:hAnsi="Calibri" w:cs="Arial"/>
-                <w:i/>
-                <w:color w:val="548DD4"/>
-                <w:sz w:val="20"/>
-                <w:szCs w:val="20"/>
-                <w:lang w:eastAsia="es-CL"/>
-              </w:rPr>
-              <w:t xml:space="preserve"> lo </w:t>
-            </w:r>
-            <w:r>
-              <w:rPr>
-                <w:rFonts w:ascii="Calibri" w:hAnsi="Calibri" w:cs="Arial"/>
-                <w:i/>
-                <w:color w:val="548DD4"/>
-                <w:sz w:val="20"/>
-                <w:szCs w:val="20"/>
-                <w:lang w:eastAsia="es-CL"/>
-              </w:rPr>
-              <w:t>p</w:t>
-            </w:r>
-            <w:r>
-              <w:rPr>
-                <w:rFonts w:ascii="Calibri" w:hAnsi="Calibri" w:cs="Arial"/>
-                <w:i/>
-                <w:color w:val="548DD4"/>
-                <w:sz w:val="20"/>
-                <w:szCs w:val="20"/>
-                <w:lang w:eastAsia="es-CL"/>
-              </w:rPr>
-              <w:t>lanificado y así</w:t>
-            </w:r>
-            <w:r>
-              <w:rPr>
-                <w:rFonts w:ascii="Calibri" w:hAnsi="Calibri" w:cs="Arial"/>
-                <w:i/>
-                <w:color w:val="548DD4"/>
-                <w:sz w:val="20"/>
-                <w:szCs w:val="20"/>
-                <w:lang w:eastAsia="es-CL"/>
-              </w:rPr>
-              <w:t xml:space="preserve"> ver en qué medida fue posible</w:t>
-            </w:r>
-            <w:r>
-              <w:rPr>
-                <w:rFonts w:ascii="Calibri" w:hAnsi="Calibri" w:cs="Arial"/>
-                <w:i/>
-                <w:color w:val="548DD4"/>
-                <w:sz w:val="20"/>
-                <w:szCs w:val="20"/>
-                <w:lang w:eastAsia="es-CL"/>
-              </w:rPr>
-              <w:t xml:space="preserve"> </w:t>
-            </w:r>
-            <w:r>
-              <w:rPr>
-                <w:rFonts w:ascii="Calibri" w:hAnsi="Calibri" w:cs="Arial"/>
-                <w:i/>
-                <w:color w:val="548DD4"/>
-                <w:sz w:val="20"/>
-                <w:szCs w:val="20"/>
-                <w:lang w:eastAsia="es-CL"/>
-              </w:rPr>
-              <w:t>cumpli</w:t>
-            </w:r>
-            <w:r>
-              <w:rPr>
-                <w:rFonts w:ascii="Calibri" w:hAnsi="Calibri" w:cs="Arial"/>
-                <w:i/>
-                <w:color w:val="548DD4"/>
-                <w:sz w:val="20"/>
-                <w:szCs w:val="20"/>
-                <w:lang w:eastAsia="es-CL"/>
-              </w:rPr>
-              <w:t>rlo.</w:t>
+              <w:t>Desarrollar una solución tecnológica integral compuesta por una aplicación web móvil), una API backend, un módulo de visión por computadora y un dashboard analítico, para automatizar el reporte de incidencias mediante códigos QR, medir el uso real del equipamiento deportivo y calcular el Costo Total de Propiedad  para optimizar la gestión de mantenimiento en centros deportivos y gimnasios.</w:t>
             </w:r>
           </w:p>
         </w:tc>
@@ -7285,7 +7137,7 @@
 </file>
 
 <file path=word/endnotes.xml><?xml version="1.0" encoding="utf-8"?>
-<w:endnotes xmlns:wpc="http://schemas.microsoft.com/office/word/2010/wordprocessingCanvas" xmlns:cx="http://schemas.microsoft.com/office/drawing/2014/chartex" xmlns:cx1="http://schemas.microsoft.com/office/drawing/2015/9/8/chartex" xmlns:cx2="http://schemas.microsoft.com/office/drawing/2015/10/21/chartex" xmlns:cx3="http://schemas.microsoft.com/office/drawing/2016/5/9/chartex" xmlns:cx4="http://schemas.microsoft.com/office/drawing/2016/5/10/chartex" xmlns:cx5="http://schemas.microsoft.com/office/drawing/2016/5/11/chartex" xmlns:cx6="http://schemas.microsoft.com/office/drawing/2016/5/12/chartex" xmlns:cx7="http://schemas.microsoft.com/office/drawing/2016/5/13/chartex" xmlns:cx8="http://schemas.microsoft.com/office/drawing/2016/5/14/chartex" xmlns:mc="http://schemas.openxmlformats.org/markup-compatibility/2006" xmlns:aink="http://schemas.microsoft.com/office/drawing/2016/ink" xmlns:am3d="http://schemas.microsoft.com/office/drawing/2017/model3d" xmlns:o="urn:schemas-microsoft-com:office:office" xmlns:oel="http://schemas.microsoft.com/office/2019/extlst" xmlns:r="http://schemas.openxmlformats.org/officeDocument/2006/relationships" xmlns:m="http://schemas.openxmlformats.org/officeDocument/2006/math" xmlns:v="urn:schemas-microsoft-com:vml" xmlns:wp14="http://schemas.microsoft.com/office/word/2010/wordprocessingDrawing" xmlns:wp="http://schemas.openxmlformats.org/drawingml/2006/wordprocessingDrawing" xmlns:w10="urn:schemas-microsoft-com:office:word" xmlns:w="http://schemas.openxmlformats.org/wordprocessingml/2006/main" xmlns:w14="http://schemas.microsoft.com/office/word/2010/wordml" xmlns:w15="http://schemas.microsoft.com/office/word/2012/wordml" xmlns:w16cei="http://schemas.microsoft.com/office/word/2026/wordml/cei" xmlns:w16cex="http://schemas.microsoft.com/office/word/2018/wordml/cex" xmlns:w16cid="http://schemas.microsoft.com/office/word/2016/wordml/cid" xmlns:w16="http://schemas.microsoft.com/office/word/2018/wordml" xmlns:w16du="http://schemas.microsoft.com/office/word/2023/wordml/word16du" xmlns:w16sdtdh="http://schemas.microsoft.com/office/word/2020/wordml/sdtdatahash" xmlns:w16sdtfl="http://schemas.microsoft.com/office/word/2024/wordml/sdtformatlock" xmlns:w16se="http://schemas.microsoft.com/office/word/2015/wordml/symex" xmlns:wpg="http://schemas.microsoft.com/office/word/2010/wordprocessingGroup" xmlns:wpi="http://schemas.microsoft.com/office/word/2010/wordprocessingInk" xmlns:wne="http://schemas.microsoft.com/office/word/2006/wordml" xmlns:wps="http://schemas.microsoft.com/office/word/2010/wordprocessingShape" mc:Ignorable="w14 w15 w16se w16cid w16 w16cex w16sdtdh w16sdtfl w16du wp14">
+<w:endnotes xmlns:wpc="http://schemas.microsoft.com/office/word/2010/wordprocessingCanvas" xmlns:cx="http://schemas.microsoft.com/office/drawing/2014/chartex" xmlns:cx1="http://schemas.microsoft.com/office/drawing/2015/9/8/chartex" xmlns:cx2="http://schemas.microsoft.com/office/drawing/2015/10/21/chartex" xmlns:cx3="http://schemas.microsoft.com/office/drawing/2016/5/9/chartex" xmlns:cx4="http://schemas.microsoft.com/office/drawing/2016/5/10/chartex" xmlns:cx5="http://schemas.microsoft.com/office/drawing/2016/5/11/chartex" xmlns:cx6="http://schemas.microsoft.com/office/drawing/2016/5/12/chartex" xmlns:cx7="http://schemas.microsoft.com/office/drawing/2016/5/13/chartex" xmlns:cx8="http://schemas.microsoft.com/office/drawing/2016/5/14/chartex" xmlns:mc="http://schemas.openxmlformats.org/markup-compatibility/2006" xmlns:aink="http://schemas.microsoft.com/office/drawing/2016/ink" xmlns:am3d="http://schemas.microsoft.com/office/drawing/2017/model3d" xmlns:o="urn:schemas-microsoft-com:office:office" xmlns:oel="http://schemas.microsoft.com/office/2019/extlst" xmlns:r="http://schemas.openxmlformats.org/officeDocument/2006/relationships" xmlns:m="http://schemas.openxmlformats.org/officeDocument/2006/math" xmlns:v="urn:schemas-microsoft-com:vml" xmlns:wp14="http://schemas.microsoft.com/office/word/2010/wordprocessingDrawing" xmlns:wp="http://schemas.openxmlformats.org/drawingml/2006/wordprocessingDrawing" xmlns:w10="urn:schemas-microsoft-com:office:word" xmlns:w="http://schemas.openxmlformats.org/wordprocessingml/2006/main" xmlns:w14="http://schemas.microsoft.com/office/word/2010/wordml" xmlns:w15="http://schemas.microsoft.com/office/word/2012/wordml" xmlns:w16cex="http://schemas.microsoft.com/office/word/2018/wordml/cex" xmlns:w16cid="http://schemas.microsoft.com/office/word/2016/wordml/cid" xmlns:w16="http://schemas.microsoft.com/office/word/2018/wordml" xmlns:w16du="http://schemas.microsoft.com/office/word/2023/wordml/word16du" xmlns:w16sdtdh="http://schemas.microsoft.com/office/word/2020/wordml/sdtdatahash" xmlns:w16sdtfl="http://schemas.microsoft.com/office/word/2024/wordml/sdtformatlock" xmlns:w16se="http://schemas.microsoft.com/office/word/2015/wordml/symex" xmlns:wpg="http://schemas.microsoft.com/office/word/2010/wordprocessingGroup" xmlns:wpi="http://schemas.microsoft.com/office/word/2010/wordprocessingInk" xmlns:wne="http://schemas.microsoft.com/office/word/2006/wordml" xmlns:wps="http://schemas.microsoft.com/office/word/2010/wordprocessingShape" mc:Ignorable="w14 w15 w16se w16cid w16 w16cex w16sdtdh w16sdtfl w16du wp14">
   <w:endnote w:type="separator" w:id="-1">
     <w:p>
       <w:pPr>
@@ -7310,7 +7162,7 @@
 </file>
 
 <file path=word/footnotes.xml><?xml version="1.0" encoding="utf-8"?>
-<w:footnotes xmlns:wpc="http://schemas.microsoft.com/office/word/2010/wordprocessingCanvas" xmlns:cx="http://schemas.microsoft.com/office/drawing/2014/chartex" xmlns:cx1="http://schemas.microsoft.com/office/drawing/2015/9/8/chartex" xmlns:cx2="http://schemas.microsoft.com/office/drawing/2015/10/21/chartex" xmlns:cx3="http://schemas.microsoft.com/office/drawing/2016/5/9/chartex" xmlns:cx4="http://schemas.microsoft.com/office/drawing/2016/5/10/chartex" xmlns:cx5="http://schemas.microsoft.com/office/drawing/2016/5/11/chartex" xmlns:cx6="http://schemas.microsoft.com/office/drawing/2016/5/12/chartex" xmlns:cx7="http://schemas.microsoft.com/office/drawing/2016/5/13/chartex" xmlns:cx8="http://schemas.microsoft.com/office/drawing/2016/5/14/chartex" xmlns:mc="http://schemas.openxmlformats.org/markup-compatibility/2006" xmlns:aink="http://schemas.microsoft.com/office/drawing/2016/ink" xmlns:am3d="http://schemas.microsoft.com/office/drawing/2017/model3d" xmlns:o="urn:schemas-microsoft-com:office:office" xmlns:oel="http://schemas.microsoft.com/office/2019/extlst" xmlns:r="http://schemas.openxmlformats.org/officeDocument/2006/relationships" xmlns:m="http://schemas.openxmlformats.org/officeDocument/2006/math" xmlns:v="urn:schemas-microsoft-com:vml" xmlns:wp14="http://schemas.microsoft.com/office/word/2010/wordprocessingDrawing" xmlns:wp="http://schemas.openxmlformats.org/drawingml/2006/wordprocessingDrawing" xmlns:w10="urn:schemas-microsoft-com:office:word" xmlns:w="http://schemas.openxmlformats.org/wordprocessingml/2006/main" xmlns:w14="http://schemas.microsoft.com/office/word/2010/wordml" xmlns:w15="http://schemas.microsoft.com/office/word/2012/wordml" xmlns:w16cei="http://schemas.microsoft.com/office/word/2026/wordml/cei" xmlns:w16cex="http://schemas.microsoft.com/office/word/2018/wordml/cex" xmlns:w16cid="http://schemas.microsoft.com/office/word/2016/wordml/cid" xmlns:w16="http://schemas.microsoft.com/office/word/2018/wordml" xmlns:w16du="http://schemas.microsoft.com/office/word/2023/wordml/word16du" xmlns:w16sdtdh="http://schemas.microsoft.com/office/word/2020/wordml/sdtdatahash" xmlns:w16sdtfl="http://schemas.microsoft.com/office/word/2024/wordml/sdtformatlock" xmlns:w16se="http://schemas.microsoft.com/office/word/2015/wordml/symex" xmlns:wpg="http://schemas.microsoft.com/office/word/2010/wordprocessingGroup" xmlns:wpi="http://schemas.microsoft.com/office/word/2010/wordprocessingInk" xmlns:wne="http://schemas.microsoft.com/office/word/2006/wordml" xmlns:wps="http://schemas.microsoft.com/office/word/2010/wordprocessingShape" mc:Ignorable="w14 w15 w16se w16cid w16 w16cex w16sdtdh w16sdtfl w16du wp14">
+<w:footnotes xmlns:wpc="http://schemas.microsoft.com/office/word/2010/wordprocessingCanvas" xmlns:cx="http://schemas.microsoft.com/office/drawing/2014/chartex" xmlns:cx1="http://schemas.microsoft.com/office/drawing/2015/9/8/chartex" xmlns:cx2="http://schemas.microsoft.com/office/drawing/2015/10/21/chartex" xmlns:cx3="http://schemas.microsoft.com/office/drawing/2016/5/9/chartex" xmlns:cx4="http://schemas.microsoft.com/office/drawing/2016/5/10/chartex" xmlns:cx5="http://schemas.microsoft.com/office/drawing/2016/5/11/chartex" xmlns:cx6="http://schemas.microsoft.com/office/drawing/2016/5/12/chartex" xmlns:cx7="http://schemas.microsoft.com/office/drawing/2016/5/13/chartex" xmlns:cx8="http://schemas.microsoft.com/office/drawing/2016/5/14/chartex" xmlns:mc="http://schemas.openxmlformats.org/markup-compatibility/2006" xmlns:aink="http://schemas.microsoft.com/office/drawing/2016/ink" xmlns:am3d="http://schemas.microsoft.com/office/drawing/2017/model3d" xmlns:o="urn:schemas-microsoft-com:office:office" xmlns:oel="http://schemas.microsoft.com/office/2019/extlst" xmlns:r="http://schemas.openxmlformats.org/officeDocument/2006/relationships" xmlns:m="http://schemas.openxmlformats.org/officeDocument/2006/math" xmlns:v="urn:schemas-microsoft-com:vml" xmlns:wp14="http://schemas.microsoft.com/office/word/2010/wordprocessingDrawing" xmlns:wp="http://schemas.openxmlformats.org/drawingml/2006/wordprocessingDrawing" xmlns:w10="urn:schemas-microsoft-com:office:word" xmlns:w="http://schemas.openxmlformats.org/wordprocessingml/2006/main" xmlns:w14="http://schemas.microsoft.com/office/word/2010/wordml" xmlns:w15="http://schemas.microsoft.com/office/word/2012/wordml" xmlns:w16cex="http://schemas.microsoft.com/office/word/2018/wordml/cex" xmlns:w16cid="http://schemas.microsoft.com/office/word/2016/wordml/cid" xmlns:w16="http://schemas.microsoft.com/office/word/2018/wordml" xmlns:w16du="http://schemas.microsoft.com/office/word/2023/wordml/word16du" xmlns:w16sdtdh="http://schemas.microsoft.com/office/word/2020/wordml/sdtdatahash" xmlns:w16sdtfl="http://schemas.microsoft.com/office/word/2024/wordml/sdtformatlock" xmlns:w16se="http://schemas.microsoft.com/office/word/2015/wordml/symex" xmlns:wpg="http://schemas.microsoft.com/office/word/2010/wordprocessingGroup" xmlns:wpi="http://schemas.microsoft.com/office/word/2010/wordprocessingInk" xmlns:wne="http://schemas.microsoft.com/office/word/2006/wordml" xmlns:wps="http://schemas.microsoft.com/office/word/2010/wordprocessingShape" mc:Ignorable="w14 w15 w16se w16cid w16 w16cex w16sdtdh w16sdtfl w16du wp14">
   <w:footnote w:type="separator" w:id="-1">
     <w:p>
       <w:pPr>
@@ -7390,7 +7242,7 @@
 </file>
 
 <file path=word/header1.xml><?xml version="1.0" encoding="utf-8"?>
-<w:hdr xmlns:wpc="http://schemas.microsoft.com/office/word/2010/wordprocessingCanvas" xmlns:cx="http://schemas.microsoft.com/office/drawing/2014/chartex" xmlns:cx1="http://schemas.microsoft.com/office/drawing/2015/9/8/chartex" xmlns:cx2="http://schemas.microsoft.com/office/drawing/2015/10/21/chartex" xmlns:cx3="http://schemas.microsoft.com/office/drawing/2016/5/9/chartex" xmlns:cx4="http://schemas.microsoft.com/office/drawing/2016/5/10/chartex" xmlns:cx5="http://schemas.microsoft.com/office/drawing/2016/5/11/chartex" xmlns:cx6="http://schemas.microsoft.com/office/drawing/2016/5/12/chartex" xmlns:cx7="http://schemas.microsoft.com/office/drawing/2016/5/13/chartex" xmlns:cx8="http://schemas.microsoft.com/office/drawing/2016/5/14/chartex" xmlns:mc="http://schemas.openxmlformats.org/markup-compatibility/2006" xmlns:aink="http://schemas.microsoft.com/office/drawing/2016/ink" xmlns:am3d="http://schemas.microsoft.com/office/drawing/2017/model3d" xmlns:o="urn:schemas-microsoft-com:office:office" xmlns:oel="http://schemas.microsoft.com/office/2019/extlst" xmlns:r="http://schemas.openxmlformats.org/officeDocument/2006/relationships" xmlns:m="http://schemas.openxmlformats.org/officeDocument/2006/math" xmlns:v="urn:schemas-microsoft-com:vml" xmlns:wp14="http://schemas.microsoft.com/office/word/2010/wordprocessingDrawing" xmlns:wp="http://schemas.openxmlformats.org/drawingml/2006/wordprocessingDrawing" xmlns:w10="urn:schemas-microsoft-com:office:word" xmlns:w="http://schemas.openxmlformats.org/wordprocessingml/2006/main" xmlns:w14="http://schemas.microsoft.com/office/word/2010/wordml" xmlns:w15="http://schemas.microsoft.com/office/word/2012/wordml" xmlns:w16cei="http://schemas.microsoft.com/office/word/2026/wordml/cei" xmlns:w16cex="http://schemas.microsoft.com/office/word/2018/wordml/cex" xmlns:w16cid="http://schemas.microsoft.com/office/word/2016/wordml/cid" xmlns:w16="http://schemas.microsoft.com/office/word/2018/wordml" xmlns:w16du="http://schemas.microsoft.com/office/word/2023/wordml/word16du" xmlns:w16sdtdh="http://schemas.microsoft.com/office/word/2020/wordml/sdtdatahash" xmlns:w16sdtfl="http://schemas.microsoft.com/office/word/2024/wordml/sdtformatlock" xmlns:w16se="http://schemas.microsoft.com/office/word/2015/wordml/symex" xmlns:wpg="http://schemas.microsoft.com/office/word/2010/wordprocessingGroup" xmlns:wpi="http://schemas.microsoft.com/office/word/2010/wordprocessingInk" xmlns:wne="http://schemas.microsoft.com/office/word/2006/wordml" xmlns:wps="http://schemas.microsoft.com/office/word/2010/wordprocessingShape" mc:Ignorable="w14 w15 w16se w16cid w16 w16cex w16sdtdh w16sdtfl w16du wp14">
+<w:hdr xmlns:wpc="http://schemas.microsoft.com/office/word/2010/wordprocessingCanvas" xmlns:cx="http://schemas.microsoft.com/office/drawing/2014/chartex" xmlns:cx1="http://schemas.microsoft.com/office/drawing/2015/9/8/chartex" xmlns:cx2="http://schemas.microsoft.com/office/drawing/2015/10/21/chartex" xmlns:cx3="http://schemas.microsoft.com/office/drawing/2016/5/9/chartex" xmlns:cx4="http://schemas.microsoft.com/office/drawing/2016/5/10/chartex" xmlns:cx5="http://schemas.microsoft.com/office/drawing/2016/5/11/chartex" xmlns:cx6="http://schemas.microsoft.com/office/drawing/2016/5/12/chartex" xmlns:cx7="http://schemas.microsoft.com/office/drawing/2016/5/13/chartex" xmlns:cx8="http://schemas.microsoft.com/office/drawing/2016/5/14/chartex" xmlns:mc="http://schemas.openxmlformats.org/markup-compatibility/2006" xmlns:aink="http://schemas.microsoft.com/office/drawing/2016/ink" xmlns:am3d="http://schemas.microsoft.com/office/drawing/2017/model3d" xmlns:o="urn:schemas-microsoft-com:office:office" xmlns:oel="http://schemas.microsoft.com/office/2019/extlst" xmlns:r="http://schemas.openxmlformats.org/officeDocument/2006/relationships" xmlns:m="http://schemas.openxmlformats.org/officeDocument/2006/math" xmlns:v="urn:schemas-microsoft-com:vml" xmlns:wp14="http://schemas.microsoft.com/office/word/2010/wordprocessingDrawing" xmlns:wp="http://schemas.openxmlformats.org/drawingml/2006/wordprocessingDrawing" xmlns:w10="urn:schemas-microsoft-com:office:word" xmlns:w="http://schemas.openxmlformats.org/wordprocessingml/2006/main" xmlns:w14="http://schemas.microsoft.com/office/word/2010/wordml" xmlns:w15="http://schemas.microsoft.com/office/word/2012/wordml" xmlns:w16cex="http://schemas.microsoft.com/office/word/2018/wordml/cex" xmlns:w16cid="http://schemas.microsoft.com/office/word/2016/wordml/cid" xmlns:w16="http://schemas.microsoft.com/office/word/2018/wordml" xmlns:w16du="http://schemas.microsoft.com/office/word/2023/wordml/word16du" xmlns:w16sdtdh="http://schemas.microsoft.com/office/word/2020/wordml/sdtdatahash" xmlns:w16sdtfl="http://schemas.microsoft.com/office/word/2024/wordml/sdtformatlock" xmlns:w16se="http://schemas.microsoft.com/office/word/2015/wordml/symex" xmlns:wpg="http://schemas.microsoft.com/office/word/2010/wordprocessingGroup" xmlns:wpi="http://schemas.microsoft.com/office/word/2010/wordprocessingInk" xmlns:wne="http://schemas.microsoft.com/office/word/2006/wordml" xmlns:wps="http://schemas.microsoft.com/office/word/2010/wordprocessingShape" mc:Ignorable="w14 w15 w16se w16cid w16 w16cex w16sdtdh w16sdtfl w16du wp14">
   <w:tbl>
     <w:tblPr>
       <w:tblStyle w:val="Tablaconcuadrcula1"/>
@@ -7575,7 +7427,7 @@
 </file>
 
 <file path=word/numbering.xml><?xml version="1.0" encoding="utf-8"?>
-<w:numbering xmlns:wpc="http://schemas.microsoft.com/office/word/2010/wordprocessingCanvas" xmlns:cx="http://schemas.microsoft.com/office/drawing/2014/chartex" xmlns:cx1="http://schemas.microsoft.com/office/drawing/2015/9/8/chartex" xmlns:cx2="http://schemas.microsoft.com/office/drawing/2015/10/21/chartex" xmlns:cx3="http://schemas.microsoft.com/office/drawing/2016/5/9/chartex" xmlns:cx4="http://schemas.microsoft.com/office/drawing/2016/5/10/chartex" xmlns:cx5="http://schemas.microsoft.com/office/drawing/2016/5/11/chartex" xmlns:cx6="http://schemas.microsoft.com/office/drawing/2016/5/12/chartex" xmlns:cx7="http://schemas.microsoft.com/office/drawing/2016/5/13/chartex" xmlns:cx8="http://schemas.microsoft.com/office/drawing/2016/5/14/chartex" xmlns:mc="http://schemas.openxmlformats.org/markup-compatibility/2006" xmlns:aink="http://schemas.microsoft.com/office/drawing/2016/ink" xmlns:am3d="http://schemas.microsoft.com/office/drawing/2017/model3d" xmlns:o="urn:schemas-microsoft-com:office:office" xmlns:oel="http://schemas.microsoft.com/office/2019/extlst" xmlns:r="http://schemas.openxmlformats.org/officeDocument/2006/relationships" xmlns:m="http://schemas.openxmlformats.org/officeDocument/2006/math" xmlns:v="urn:schemas-microsoft-com:vml" xmlns:wp14="http://schemas.microsoft.com/office/word/2010/wordprocessingDrawing" xmlns:wp="http://schemas.openxmlformats.org/drawingml/2006/wordprocessingDrawing" xmlns:w10="urn:schemas-microsoft-com:office:word" xmlns:w="http://schemas.openxmlformats.org/wordprocessingml/2006/main" xmlns:w14="http://schemas.microsoft.com/office/word/2010/wordml" xmlns:w15="http://schemas.microsoft.com/office/word/2012/wordml" xmlns:w16cei="http://schemas.microsoft.com/office/word/2026/wordml/cei" xmlns:w16cex="http://schemas.microsoft.com/office/word/2018/wordml/cex" xmlns:w16cid="http://schemas.microsoft.com/office/word/2016/wordml/cid" xmlns:w16="http://schemas.microsoft.com/office/word/2018/wordml" xmlns:w16du="http://schemas.microsoft.com/office/word/2023/wordml/word16du" xmlns:w16sdtdh="http://schemas.microsoft.com/office/word/2020/wordml/sdtdatahash" xmlns:w16sdtfl="http://schemas.microsoft.com/office/word/2024/wordml/sdtformatlock" xmlns:w16se="http://schemas.microsoft.com/office/word/2015/wordml/symex" xmlns:wpg="http://schemas.microsoft.com/office/word/2010/wordprocessingGroup" xmlns:wpi="http://schemas.microsoft.com/office/word/2010/wordprocessingInk" xmlns:wne="http://schemas.microsoft.com/office/word/2006/wordml" xmlns:wps="http://schemas.microsoft.com/office/word/2010/wordprocessingShape" mc:Ignorable="w14 w15 w16se w16cid w16 w16cex w16sdtdh w16sdtfl w16du wp14">
+<w:numbering xmlns:wpc="http://schemas.microsoft.com/office/word/2010/wordprocessingCanvas" xmlns:cx="http://schemas.microsoft.com/office/drawing/2014/chartex" xmlns:cx1="http://schemas.microsoft.com/office/drawing/2015/9/8/chartex" xmlns:cx2="http://schemas.microsoft.com/office/drawing/2015/10/21/chartex" xmlns:cx3="http://schemas.microsoft.com/office/drawing/2016/5/9/chartex" xmlns:cx4="http://schemas.microsoft.com/office/drawing/2016/5/10/chartex" xmlns:cx5="http://schemas.microsoft.com/office/drawing/2016/5/11/chartex" xmlns:cx6="http://schemas.microsoft.com/office/drawing/2016/5/12/chartex" xmlns:cx7="http://schemas.microsoft.com/office/drawing/2016/5/13/chartex" xmlns:cx8="http://schemas.microsoft.com/office/drawing/2016/5/14/chartex" xmlns:mc="http://schemas.openxmlformats.org/markup-compatibility/2006" xmlns:aink="http://schemas.microsoft.com/office/drawing/2016/ink" xmlns:am3d="http://schemas.microsoft.com/office/drawing/2017/model3d" xmlns:o="urn:schemas-microsoft-com:office:office" xmlns:oel="http://schemas.microsoft.com/office/2019/extlst" xmlns:r="http://schemas.openxmlformats.org/officeDocument/2006/relationships" xmlns:m="http://schemas.openxmlformats.org/officeDocument/2006/math" xmlns:v="urn:schemas-microsoft-com:vml" xmlns:wp14="http://schemas.microsoft.com/office/word/2010/wordprocessingDrawing" xmlns:wp="http://schemas.openxmlformats.org/drawingml/2006/wordprocessingDrawing" xmlns:w10="urn:schemas-microsoft-com:office:word" xmlns:w="http://schemas.openxmlformats.org/wordprocessingml/2006/main" xmlns:w14="http://schemas.microsoft.com/office/word/2010/wordml" xmlns:w15="http://schemas.microsoft.com/office/word/2012/wordml" xmlns:w16cex="http://schemas.microsoft.com/office/word/2018/wordml/cex" xmlns:w16cid="http://schemas.microsoft.com/office/word/2016/wordml/cid" xmlns:w16="http://schemas.microsoft.com/office/word/2018/wordml" xmlns:w16du="http://schemas.microsoft.com/office/word/2023/wordml/word16du" xmlns:w16sdtdh="http://schemas.microsoft.com/office/word/2020/wordml/sdtdatahash" xmlns:w16sdtfl="http://schemas.microsoft.com/office/word/2024/wordml/sdtformatlock" xmlns:w16se="http://schemas.microsoft.com/office/word/2015/wordml/symex" xmlns:wpg="http://schemas.microsoft.com/office/word/2010/wordprocessingGroup" xmlns:wpi="http://schemas.microsoft.com/office/word/2010/wordprocessingInk" xmlns:wne="http://schemas.microsoft.com/office/word/2006/wordml" xmlns:wps="http://schemas.microsoft.com/office/word/2010/wordprocessingShape" mc:Ignorable="w14 w15 w16se w16cid w16 w16cex w16sdtdh w16sdtfl w16du wp14">
   <w:abstractNum w:abstractNumId="0" w15:restartNumberingAfterBreak="0">
     <w:nsid w:val="129E5F86"/>
     <w:multiLevelType w:val="hybridMultilevel"/>
@@ -7666,6 +7518,304 @@
     </w:lvl>
   </w:abstractNum>
   <w:abstractNum w:abstractNumId="1" w15:restartNumberingAfterBreak="0">
+    <w:nsid w:val="22597803"/>
+    <w:multiLevelType w:val="multilevel"/>
+    <w:tmpl w:val="DCE48F28"/>
+    <w:lvl w:ilvl="0">
+      <w:start w:val="1"/>
+      <w:numFmt w:val="bullet"/>
+      <w:lvlText w:val=""/>
+      <w:lvlJc w:val="left"/>
+      <w:pPr>
+        <w:tabs>
+          <w:tab w:val="num" w:pos="720"/>
+        </w:tabs>
+        <w:ind w:left="720" w:hanging="360"/>
+      </w:pPr>
+      <w:rPr>
+        <w:rFonts w:ascii="Symbol" w:hAnsi="Symbol" w:hint="default"/>
+        <w:sz w:val="20"/>
+      </w:rPr>
+    </w:lvl>
+    <w:lvl w:ilvl="1" w:tentative="1">
+      <w:start w:val="1"/>
+      <w:numFmt w:val="bullet"/>
+      <w:lvlText w:val="o"/>
+      <w:lvlJc w:val="left"/>
+      <w:pPr>
+        <w:tabs>
+          <w:tab w:val="num" w:pos="1440"/>
+        </w:tabs>
+        <w:ind w:left="1440" w:hanging="360"/>
+      </w:pPr>
+      <w:rPr>
+        <w:rFonts w:ascii="Courier New" w:hAnsi="Courier New" w:hint="default"/>
+        <w:sz w:val="20"/>
+      </w:rPr>
+    </w:lvl>
+    <w:lvl w:ilvl="2" w:tentative="1">
+      <w:start w:val="1"/>
+      <w:numFmt w:val="bullet"/>
+      <w:lvlText w:val=""/>
+      <w:lvlJc w:val="left"/>
+      <w:pPr>
+        <w:tabs>
+          <w:tab w:val="num" w:pos="2160"/>
+        </w:tabs>
+        <w:ind w:left="2160" w:hanging="360"/>
+      </w:pPr>
+      <w:rPr>
+        <w:rFonts w:ascii="Wingdings" w:hAnsi="Wingdings" w:hint="default"/>
+        <w:sz w:val="20"/>
+      </w:rPr>
+    </w:lvl>
+    <w:lvl w:ilvl="3" w:tentative="1">
+      <w:start w:val="1"/>
+      <w:numFmt w:val="bullet"/>
+      <w:lvlText w:val=""/>
+      <w:lvlJc w:val="left"/>
+      <w:pPr>
+        <w:tabs>
+          <w:tab w:val="num" w:pos="2880"/>
+        </w:tabs>
+        <w:ind w:left="2880" w:hanging="360"/>
+      </w:pPr>
+      <w:rPr>
+        <w:rFonts w:ascii="Wingdings" w:hAnsi="Wingdings" w:hint="default"/>
+        <w:sz w:val="20"/>
+      </w:rPr>
+    </w:lvl>
+    <w:lvl w:ilvl="4" w:tentative="1">
+      <w:start w:val="1"/>
+      <w:numFmt w:val="bullet"/>
+      <w:lvlText w:val=""/>
+      <w:lvlJc w:val="left"/>
+      <w:pPr>
+        <w:tabs>
+          <w:tab w:val="num" w:pos="3600"/>
+        </w:tabs>
+        <w:ind w:left="3600" w:hanging="360"/>
+      </w:pPr>
+      <w:rPr>
+        <w:rFonts w:ascii="Wingdings" w:hAnsi="Wingdings" w:hint="default"/>
+        <w:sz w:val="20"/>
+      </w:rPr>
+    </w:lvl>
+    <w:lvl w:ilvl="5" w:tentative="1">
+      <w:start w:val="1"/>
+      <w:numFmt w:val="bullet"/>
+      <w:lvlText w:val=""/>
+      <w:lvlJc w:val="left"/>
+      <w:pPr>
+        <w:tabs>
+          <w:tab w:val="num" w:pos="4320"/>
+        </w:tabs>
+        <w:ind w:left="4320" w:hanging="360"/>
+      </w:pPr>
+      <w:rPr>
+        <w:rFonts w:ascii="Wingdings" w:hAnsi="Wingdings" w:hint="default"/>
+        <w:sz w:val="20"/>
+      </w:rPr>
+    </w:lvl>
+    <w:lvl w:ilvl="6" w:tentative="1">
+      <w:start w:val="1"/>
+      <w:numFmt w:val="bullet"/>
+      <w:lvlText w:val=""/>
+      <w:lvlJc w:val="left"/>
+      <w:pPr>
+        <w:tabs>
+          <w:tab w:val="num" w:pos="5040"/>
+        </w:tabs>
+        <w:ind w:left="5040" w:hanging="360"/>
+      </w:pPr>
+      <w:rPr>
+        <w:rFonts w:ascii="Wingdings" w:hAnsi="Wingdings" w:hint="default"/>
+        <w:sz w:val="20"/>
+      </w:rPr>
+    </w:lvl>
+    <w:lvl w:ilvl="7" w:tentative="1">
+      <w:start w:val="1"/>
+      <w:numFmt w:val="bullet"/>
+      <w:lvlText w:val=""/>
+      <w:lvlJc w:val="left"/>
+      <w:pPr>
+        <w:tabs>
+          <w:tab w:val="num" w:pos="5760"/>
+        </w:tabs>
+        <w:ind w:left="5760" w:hanging="360"/>
+      </w:pPr>
+      <w:rPr>
+        <w:rFonts w:ascii="Wingdings" w:hAnsi="Wingdings" w:hint="default"/>
+        <w:sz w:val="20"/>
+      </w:rPr>
+    </w:lvl>
+    <w:lvl w:ilvl="8" w:tentative="1">
+      <w:start w:val="1"/>
+      <w:numFmt w:val="bullet"/>
+      <w:lvlText w:val=""/>
+      <w:lvlJc w:val="left"/>
+      <w:pPr>
+        <w:tabs>
+          <w:tab w:val="num" w:pos="6480"/>
+        </w:tabs>
+        <w:ind w:left="6480" w:hanging="360"/>
+      </w:pPr>
+      <w:rPr>
+        <w:rFonts w:ascii="Wingdings" w:hAnsi="Wingdings" w:hint="default"/>
+        <w:sz w:val="20"/>
+      </w:rPr>
+    </w:lvl>
+  </w:abstractNum>
+  <w:abstractNum w:abstractNumId="2" w15:restartNumberingAfterBreak="0">
+    <w:nsid w:val="22D75DE1"/>
+    <w:multiLevelType w:val="multilevel"/>
+    <w:tmpl w:val="AEA6A062"/>
+    <w:lvl w:ilvl="0">
+      <w:start w:val="1"/>
+      <w:numFmt w:val="bullet"/>
+      <w:lvlText w:val=""/>
+      <w:lvlJc w:val="left"/>
+      <w:pPr>
+        <w:tabs>
+          <w:tab w:val="num" w:pos="720"/>
+        </w:tabs>
+        <w:ind w:left="720" w:hanging="360"/>
+      </w:pPr>
+      <w:rPr>
+        <w:rFonts w:ascii="Symbol" w:hAnsi="Symbol" w:hint="default"/>
+        <w:sz w:val="20"/>
+      </w:rPr>
+    </w:lvl>
+    <w:lvl w:ilvl="1" w:tentative="1">
+      <w:start w:val="1"/>
+      <w:numFmt w:val="bullet"/>
+      <w:lvlText w:val="o"/>
+      <w:lvlJc w:val="left"/>
+      <w:pPr>
+        <w:tabs>
+          <w:tab w:val="num" w:pos="1440"/>
+        </w:tabs>
+        <w:ind w:left="1440" w:hanging="360"/>
+      </w:pPr>
+      <w:rPr>
+        <w:rFonts w:ascii="Courier New" w:hAnsi="Courier New" w:hint="default"/>
+        <w:sz w:val="20"/>
+      </w:rPr>
+    </w:lvl>
+    <w:lvl w:ilvl="2" w:tentative="1">
+      <w:start w:val="1"/>
+      <w:numFmt w:val="bullet"/>
+      <w:lvlText w:val=""/>
+      <w:lvlJc w:val="left"/>
+      <w:pPr>
+        <w:tabs>
+          <w:tab w:val="num" w:pos="2160"/>
+        </w:tabs>
+        <w:ind w:left="2160" w:hanging="360"/>
+      </w:pPr>
+      <w:rPr>
+        <w:rFonts w:ascii="Wingdings" w:hAnsi="Wingdings" w:hint="default"/>
+        <w:sz w:val="20"/>
+      </w:rPr>
+    </w:lvl>
+    <w:lvl w:ilvl="3" w:tentative="1">
+      <w:start w:val="1"/>
+      <w:numFmt w:val="bullet"/>
+      <w:lvlText w:val=""/>
+      <w:lvlJc w:val="left"/>
+      <w:pPr>
+        <w:tabs>
+          <w:tab w:val="num" w:pos="2880"/>
+        </w:tabs>
+        <w:ind w:left="2880" w:hanging="360"/>
+      </w:pPr>
+      <w:rPr>
+        <w:rFonts w:ascii="Wingdings" w:hAnsi="Wingdings" w:hint="default"/>
+        <w:sz w:val="20"/>
+      </w:rPr>
+    </w:lvl>
+    <w:lvl w:ilvl="4" w:tentative="1">
+      <w:start w:val="1"/>
+      <w:numFmt w:val="bullet"/>
+      <w:lvlText w:val=""/>
+      <w:lvlJc w:val="left"/>
+      <w:pPr>
+        <w:tabs>
+          <w:tab w:val="num" w:pos="3600"/>
+        </w:tabs>
+        <w:ind w:left="3600" w:hanging="360"/>
+      </w:pPr>
+      <w:rPr>
+        <w:rFonts w:ascii="Wingdings" w:hAnsi="Wingdings" w:hint="default"/>
+        <w:sz w:val="20"/>
+      </w:rPr>
+    </w:lvl>
+    <w:lvl w:ilvl="5" w:tentative="1">
+      <w:start w:val="1"/>
+      <w:numFmt w:val="bullet"/>
+      <w:lvlText w:val=""/>
+      <w:lvlJc w:val="left"/>
+      <w:pPr>
+        <w:tabs>
+          <w:tab w:val="num" w:pos="4320"/>
+        </w:tabs>
+        <w:ind w:left="4320" w:hanging="360"/>
+      </w:pPr>
+      <w:rPr>
+        <w:rFonts w:ascii="Wingdings" w:hAnsi="Wingdings" w:hint="default"/>
+        <w:sz w:val="20"/>
+      </w:rPr>
+    </w:lvl>
+    <w:lvl w:ilvl="6" w:tentative="1">
+      <w:start w:val="1"/>
+      <w:numFmt w:val="bullet"/>
+      <w:lvlText w:val=""/>
+      <w:lvlJc w:val="left"/>
+      <w:pPr>
+        <w:tabs>
+          <w:tab w:val="num" w:pos="5040"/>
+        </w:tabs>
+        <w:ind w:left="5040" w:hanging="360"/>
+      </w:pPr>
+      <w:rPr>
+        <w:rFonts w:ascii="Wingdings" w:hAnsi="Wingdings" w:hint="default"/>
+        <w:sz w:val="20"/>
+      </w:rPr>
+    </w:lvl>
+    <w:lvl w:ilvl="7" w:tentative="1">
+      <w:start w:val="1"/>
+      <w:numFmt w:val="bullet"/>
+      <w:lvlText w:val=""/>
+      <w:lvlJc w:val="left"/>
+      <w:pPr>
+        <w:tabs>
+          <w:tab w:val="num" w:pos="5760"/>
+        </w:tabs>
+        <w:ind w:left="5760" w:hanging="360"/>
+      </w:pPr>
+      <w:rPr>
+        <w:rFonts w:ascii="Wingdings" w:hAnsi="Wingdings" w:hint="default"/>
+        <w:sz w:val="20"/>
+      </w:rPr>
+    </w:lvl>
+    <w:lvl w:ilvl="8" w:tentative="1">
+      <w:start w:val="1"/>
+      <w:numFmt w:val="bullet"/>
+      <w:lvlText w:val=""/>
+      <w:lvlJc w:val="left"/>
+      <w:pPr>
+        <w:tabs>
+          <w:tab w:val="num" w:pos="6480"/>
+        </w:tabs>
+        <w:ind w:left="6480" w:hanging="360"/>
+      </w:pPr>
+      <w:rPr>
+        <w:rFonts w:ascii="Wingdings" w:hAnsi="Wingdings" w:hint="default"/>
+        <w:sz w:val="20"/>
+      </w:rPr>
+    </w:lvl>
+  </w:abstractNum>
+  <w:abstractNum w:abstractNumId="3" w15:restartNumberingAfterBreak="0">
     <w:nsid w:val="2FFD4C7F"/>
     <w:multiLevelType w:val="multilevel"/>
     <w:tmpl w:val="CAF0F936"/>
@@ -7786,7 +7936,156 @@
       </w:rPr>
     </w:lvl>
   </w:abstractNum>
-  <w:abstractNum w:abstractNumId="2" w15:restartNumberingAfterBreak="0">
+  <w:abstractNum w:abstractNumId="4" w15:restartNumberingAfterBreak="0">
+    <w:nsid w:val="69A409BA"/>
+    <w:multiLevelType w:val="multilevel"/>
+    <w:tmpl w:val="AB9E66A4"/>
+    <w:lvl w:ilvl="0">
+      <w:start w:val="1"/>
+      <w:numFmt w:val="bullet"/>
+      <w:lvlText w:val=""/>
+      <w:lvlJc w:val="left"/>
+      <w:pPr>
+        <w:tabs>
+          <w:tab w:val="num" w:pos="720"/>
+        </w:tabs>
+        <w:ind w:left="720" w:hanging="360"/>
+      </w:pPr>
+      <w:rPr>
+        <w:rFonts w:ascii="Symbol" w:hAnsi="Symbol" w:hint="default"/>
+        <w:sz w:val="20"/>
+      </w:rPr>
+    </w:lvl>
+    <w:lvl w:ilvl="1" w:tentative="1">
+      <w:start w:val="1"/>
+      <w:numFmt w:val="bullet"/>
+      <w:lvlText w:val="o"/>
+      <w:lvlJc w:val="left"/>
+      <w:pPr>
+        <w:tabs>
+          <w:tab w:val="num" w:pos="1440"/>
+        </w:tabs>
+        <w:ind w:left="1440" w:hanging="360"/>
+      </w:pPr>
+      <w:rPr>
+        <w:rFonts w:ascii="Courier New" w:hAnsi="Courier New" w:hint="default"/>
+        <w:sz w:val="20"/>
+      </w:rPr>
+    </w:lvl>
+    <w:lvl w:ilvl="2" w:tentative="1">
+      <w:start w:val="1"/>
+      <w:numFmt w:val="bullet"/>
+      <w:lvlText w:val=""/>
+      <w:lvlJc w:val="left"/>
+      <w:pPr>
+        <w:tabs>
+          <w:tab w:val="num" w:pos="2160"/>
+        </w:tabs>
+        <w:ind w:left="2160" w:hanging="360"/>
+      </w:pPr>
+      <w:rPr>
+        <w:rFonts w:ascii="Wingdings" w:hAnsi="Wingdings" w:hint="default"/>
+        <w:sz w:val="20"/>
+      </w:rPr>
+    </w:lvl>
+    <w:lvl w:ilvl="3" w:tentative="1">
+      <w:start w:val="1"/>
+      <w:numFmt w:val="bullet"/>
+      <w:lvlText w:val=""/>
+      <w:lvlJc w:val="left"/>
+      <w:pPr>
+        <w:tabs>
+          <w:tab w:val="num" w:pos="2880"/>
+        </w:tabs>
+        <w:ind w:left="2880" w:hanging="360"/>
+      </w:pPr>
+      <w:rPr>
+        <w:rFonts w:ascii="Wingdings" w:hAnsi="Wingdings" w:hint="default"/>
+        <w:sz w:val="20"/>
+      </w:rPr>
+    </w:lvl>
+    <w:lvl w:ilvl="4" w:tentative="1">
+      <w:start w:val="1"/>
+      <w:numFmt w:val="bullet"/>
+      <w:lvlText w:val=""/>
+      <w:lvlJc w:val="left"/>
+      <w:pPr>
+        <w:tabs>
+          <w:tab w:val="num" w:pos="3600"/>
+        </w:tabs>
+        <w:ind w:left="3600" w:hanging="360"/>
+      </w:pPr>
+      <w:rPr>
+        <w:rFonts w:ascii="Wingdings" w:hAnsi="Wingdings" w:hint="default"/>
+        <w:sz w:val="20"/>
+      </w:rPr>
+    </w:lvl>
+    <w:lvl w:ilvl="5" w:tentative="1">
+      <w:start w:val="1"/>
+      <w:numFmt w:val="bullet"/>
+      <w:lvlText w:val=""/>
+      <w:lvlJc w:val="left"/>
+      <w:pPr>
+        <w:tabs>
+          <w:tab w:val="num" w:pos="4320"/>
+        </w:tabs>
+        <w:ind w:left="4320" w:hanging="360"/>
+      </w:pPr>
+      <w:rPr>
+        <w:rFonts w:ascii="Wingdings" w:hAnsi="Wingdings" w:hint="default"/>
+        <w:sz w:val="20"/>
+      </w:rPr>
+    </w:lvl>
+    <w:lvl w:ilvl="6" w:tentative="1">
+      <w:start w:val="1"/>
+      <w:numFmt w:val="bullet"/>
+      <w:lvlText w:val=""/>
+      <w:lvlJc w:val="left"/>
+      <w:pPr>
+        <w:tabs>
+          <w:tab w:val="num" w:pos="5040"/>
+        </w:tabs>
+        <w:ind w:left="5040" w:hanging="360"/>
+      </w:pPr>
+      <w:rPr>
+        <w:rFonts w:ascii="Wingdings" w:hAnsi="Wingdings" w:hint="default"/>
+        <w:sz w:val="20"/>
+      </w:rPr>
+    </w:lvl>
+    <w:lvl w:ilvl="7" w:tentative="1">
+      <w:start w:val="1"/>
+      <w:numFmt w:val="bullet"/>
+      <w:lvlText w:val=""/>
+      <w:lvlJc w:val="left"/>
+      <w:pPr>
+        <w:tabs>
+          <w:tab w:val="num" w:pos="5760"/>
+        </w:tabs>
+        <w:ind w:left="5760" w:hanging="360"/>
+      </w:pPr>
+      <w:rPr>
+        <w:rFonts w:ascii="Wingdings" w:hAnsi="Wingdings" w:hint="default"/>
+        <w:sz w:val="20"/>
+      </w:rPr>
+    </w:lvl>
+    <w:lvl w:ilvl="8" w:tentative="1">
+      <w:start w:val="1"/>
+      <w:numFmt w:val="bullet"/>
+      <w:lvlText w:val=""/>
+      <w:lvlJc w:val="left"/>
+      <w:pPr>
+        <w:tabs>
+          <w:tab w:val="num" w:pos="6480"/>
+        </w:tabs>
+        <w:ind w:left="6480" w:hanging="360"/>
+      </w:pPr>
+      <w:rPr>
+        <w:rFonts w:ascii="Wingdings" w:hAnsi="Wingdings" w:hint="default"/>
+        <w:sz w:val="20"/>
+      </w:rPr>
+    </w:lvl>
+  </w:abstractNum>
+  <w:abstractNum w:abstractNumId="5" w15:restartNumberingAfterBreak="0">
     <w:nsid w:val="6BDB0362"/>
     <w:multiLevelType w:val="hybridMultilevel"/>
     <w:tmpl w:val="8106327E"/>
@@ -7875,7 +8174,7 @@
       </w:pPr>
     </w:lvl>
   </w:abstractNum>
-  <w:abstractNum w:abstractNumId="3" w15:restartNumberingAfterBreak="0">
+  <w:abstractNum w:abstractNumId="6" w15:restartNumberingAfterBreak="0">
     <w:nsid w:val="6F5F64B1"/>
     <w:multiLevelType w:val="hybridMultilevel"/>
     <w:tmpl w:val="999C60C0"/>
@@ -7964,17 +8263,142 @@
       </w:pPr>
     </w:lvl>
   </w:abstractNum>
+  <w:abstractNum w:abstractNumId="7" w15:restartNumberingAfterBreak="0">
+    <w:nsid w:val="70414257"/>
+    <w:multiLevelType w:val="multilevel"/>
+    <w:tmpl w:val="B0624538"/>
+    <w:lvl w:ilvl="0">
+      <w:start w:val="1"/>
+      <w:numFmt w:val="decimal"/>
+      <w:lvlText w:val="%1."/>
+      <w:lvlJc w:val="left"/>
+      <w:pPr>
+        <w:tabs>
+          <w:tab w:val="num" w:pos="720"/>
+        </w:tabs>
+        <w:ind w:left="720" w:hanging="360"/>
+      </w:pPr>
+    </w:lvl>
+    <w:lvl w:ilvl="1" w:tentative="1">
+      <w:start w:val="1"/>
+      <w:numFmt w:val="decimal"/>
+      <w:lvlText w:val="%2."/>
+      <w:lvlJc w:val="left"/>
+      <w:pPr>
+        <w:tabs>
+          <w:tab w:val="num" w:pos="1440"/>
+        </w:tabs>
+        <w:ind w:left="1440" w:hanging="360"/>
+      </w:pPr>
+    </w:lvl>
+    <w:lvl w:ilvl="2" w:tentative="1">
+      <w:start w:val="1"/>
+      <w:numFmt w:val="decimal"/>
+      <w:lvlText w:val="%3."/>
+      <w:lvlJc w:val="left"/>
+      <w:pPr>
+        <w:tabs>
+          <w:tab w:val="num" w:pos="2160"/>
+        </w:tabs>
+        <w:ind w:left="2160" w:hanging="360"/>
+      </w:pPr>
+    </w:lvl>
+    <w:lvl w:ilvl="3" w:tentative="1">
+      <w:start w:val="1"/>
+      <w:numFmt w:val="decimal"/>
+      <w:lvlText w:val="%4."/>
+      <w:lvlJc w:val="left"/>
+      <w:pPr>
+        <w:tabs>
+          <w:tab w:val="num" w:pos="2880"/>
+        </w:tabs>
+        <w:ind w:left="2880" w:hanging="360"/>
+      </w:pPr>
+    </w:lvl>
+    <w:lvl w:ilvl="4" w:tentative="1">
+      <w:start w:val="1"/>
+      <w:numFmt w:val="decimal"/>
+      <w:lvlText w:val="%5."/>
+      <w:lvlJc w:val="left"/>
+      <w:pPr>
+        <w:tabs>
+          <w:tab w:val="num" w:pos="3600"/>
+        </w:tabs>
+        <w:ind w:left="3600" w:hanging="360"/>
+      </w:pPr>
+    </w:lvl>
+    <w:lvl w:ilvl="5" w:tentative="1">
+      <w:start w:val="1"/>
+      <w:numFmt w:val="decimal"/>
+      <w:lvlText w:val="%6."/>
+      <w:lvlJc w:val="left"/>
+      <w:pPr>
+        <w:tabs>
+          <w:tab w:val="num" w:pos="4320"/>
+        </w:tabs>
+        <w:ind w:left="4320" w:hanging="360"/>
+      </w:pPr>
+    </w:lvl>
+    <w:lvl w:ilvl="6" w:tentative="1">
+      <w:start w:val="1"/>
+      <w:numFmt w:val="decimal"/>
+      <w:lvlText w:val="%7."/>
+      <w:lvlJc w:val="left"/>
+      <w:pPr>
+        <w:tabs>
+          <w:tab w:val="num" w:pos="5040"/>
+        </w:tabs>
+        <w:ind w:left="5040" w:hanging="360"/>
+      </w:pPr>
+    </w:lvl>
+    <w:lvl w:ilvl="7" w:tentative="1">
+      <w:start w:val="1"/>
+      <w:numFmt w:val="decimal"/>
+      <w:lvlText w:val="%8."/>
+      <w:lvlJc w:val="left"/>
+      <w:pPr>
+        <w:tabs>
+          <w:tab w:val="num" w:pos="5760"/>
+        </w:tabs>
+        <w:ind w:left="5760" w:hanging="360"/>
+      </w:pPr>
+    </w:lvl>
+    <w:lvl w:ilvl="8" w:tentative="1">
+      <w:start w:val="1"/>
+      <w:numFmt w:val="decimal"/>
+      <w:lvlText w:val="%9."/>
+      <w:lvlJc w:val="left"/>
+      <w:pPr>
+        <w:tabs>
+          <w:tab w:val="num" w:pos="6480"/>
+        </w:tabs>
+        <w:ind w:left="6480" w:hanging="360"/>
+      </w:pPr>
+    </w:lvl>
+  </w:abstractNum>
   <w:num w:numId="1" w16cid:durableId="1073701801">
-    <w:abstractNumId w:val="2"/>
+    <w:abstractNumId w:val="5"/>
   </w:num>
   <w:num w:numId="2" w16cid:durableId="830560656">
-    <w:abstractNumId w:val="3"/>
+    <w:abstractNumId w:val="6"/>
   </w:num>
   <w:num w:numId="3" w16cid:durableId="929701224">
     <w:abstractNumId w:val="0"/>
   </w:num>
   <w:num w:numId="4" w16cid:durableId="1320234949">
+    <w:abstractNumId w:val="3"/>
+  </w:num>
+  <w:num w:numId="5" w16cid:durableId="43142553">
+    <w:abstractNumId w:val="7"/>
+  </w:num>
+  <w:num w:numId="6" w16cid:durableId="661853369">
+    <w:abstractNumId w:val="2"/>
+  </w:num>
+  <w:num w:numId="7" w16cid:durableId="702709519">
     <w:abstractNumId w:val="1"/>
+  </w:num>
+  <w:num w:numId="8" w16cid:durableId="518809760">
+    <w:abstractNumId w:val="4"/>
   </w:num>
 </w:numbering>
 </file>
@@ -8404,10 +8828,32 @@
       <w:szCs w:val="24"/>
     </w:rPr>
   </w:style>
+  <w:style w:type="paragraph" w:styleId="Ttulo4">
+    <w:name w:val="heading 4"/>
+    <w:basedOn w:val="Normal"/>
+    <w:next w:val="Normal"/>
+    <w:link w:val="Ttulo4Car"/>
+    <w:uiPriority w:val="9"/>
+    <w:semiHidden/>
+    <w:unhideWhenUsed/>
+    <w:qFormat/>
+    <w:rsid w:val="00CD3AE8"/>
+    <w:pPr>
+      <w:keepNext/>
+      <w:keepLines/>
+      <w:spacing w:before="40" w:after="0"/>
+      <w:outlineLvl w:val="3"/>
+    </w:pPr>
+    <w:rPr>
+      <w:rFonts w:asciiTheme="majorHAnsi" w:eastAsiaTheme="majorEastAsia" w:hAnsiTheme="majorHAnsi" w:cstheme="majorBidi"/>
+      <w:i/>
+      <w:iCs/>
+      <w:color w:val="2F5496" w:themeColor="accent1" w:themeShade="BF"/>
+    </w:rPr>
+  </w:style>
   <w:style w:type="character" w:default="1" w:styleId="Fuentedeprrafopredeter">
     <w:name w:val="Default Paragraph Font"/>
     <w:uiPriority w:val="1"/>
-    <w:semiHidden/>
     <w:unhideWhenUsed/>
   </w:style>
   <w:style w:type="table" w:default="1" w:styleId="Tablanormal">
@@ -8690,6 +9136,35 @@
       <w:bCs/>
       <w:sz w:val="20"/>
       <w:szCs w:val="20"/>
+    </w:rPr>
+  </w:style>
+  <w:style w:type="character" w:customStyle="1" w:styleId="Ttulo4Car">
+    <w:name w:val="Título 4 Car"/>
+    <w:basedOn w:val="Fuentedeprrafopredeter"/>
+    <w:link w:val="Ttulo4"/>
+    <w:uiPriority w:val="9"/>
+    <w:semiHidden/>
+    <w:rsid w:val="00CD3AE8"/>
+    <w:rPr>
+      <w:rFonts w:asciiTheme="majorHAnsi" w:eastAsiaTheme="majorEastAsia" w:hAnsiTheme="majorHAnsi" w:cstheme="majorBidi"/>
+      <w:i/>
+      <w:iCs/>
+      <w:color w:val="2F5496" w:themeColor="accent1" w:themeShade="BF"/>
+      <w:sz w:val="22"/>
+      <w:szCs w:val="22"/>
+    </w:rPr>
+  </w:style>
+  <w:style w:type="paragraph" w:styleId="NormalWeb">
+    <w:name w:val="Normal (Web)"/>
+    <w:basedOn w:val="Normal"/>
+    <w:uiPriority w:val="99"/>
+    <w:semiHidden/>
+    <w:unhideWhenUsed/>
+    <w:rsid w:val="00CD3AE8"/>
+    <w:rPr>
+      <w:rFonts w:ascii="Times New Roman" w:hAnsi="Times New Roman" w:cs="Times New Roman"/>
+      <w:sz w:val="24"/>
+      <w:szCs w:val="24"/>
     </w:rPr>
   </w:style>
 </w:styles>
@@ -8991,18 +9466,18 @@
 </file>
 
 <file path=customXml/item1.xml><?xml version="1.0" encoding="utf-8"?>
-<p:properties xmlns:p="http://schemas.microsoft.com/office/2006/metadata/properties" xmlns:xsi="http://www.w3.org/2001/XMLSchema-instance" xmlns:pc="http://schemas.microsoft.com/office/infopath/2007/PartnerControls">
-  <documentManagement/>
-</p:properties>
-</file>
-
-<file path=customXml/item2.xml><?xml version="1.0" encoding="utf-8"?>
 <?mso-contentType ?>
 <FormTemplates xmlns="http://schemas.microsoft.com/sharepoint/v3/contenttype/forms">
   <Display>DocumentLibraryForm</Display>
   <Edit>DocumentLibraryForm</Edit>
   <New>DocumentLibraryForm</New>
 </FormTemplates>
+</file>
+
+<file path=customXml/item2.xml><?xml version="1.0" encoding="utf-8"?>
+<p:properties xmlns:p="http://schemas.microsoft.com/office/2006/metadata/properties" xmlns:xsi="http://www.w3.org/2001/XMLSchema-instance" xmlns:pc="http://schemas.microsoft.com/office/infopath/2007/PartnerControls">
+  <documentManagement/>
+</p:properties>
 </file>
 
 <file path=customXml/item3.xml><?xml version="1.0" encoding="utf-8"?>
@@ -9138,18 +9613,18 @@
 </file>
 
 <file path=customXml/itemProps1.xml><?xml version="1.0" encoding="utf-8"?>
-<ds:datastoreItem xmlns:ds="http://schemas.openxmlformats.org/officeDocument/2006/customXml" ds:itemID="{38174882-579A-45DC-A704-C035A9357F73}">
+<ds:datastoreItem xmlns:ds="http://schemas.openxmlformats.org/officeDocument/2006/customXml" ds:itemID="{F3E3E2F7-59E7-4722-B872-D023DC9D1CC1}">
   <ds:schemaRefs>
-    <ds:schemaRef ds:uri="http://schemas.microsoft.com/office/2006/metadata/properties"/>
-    <ds:schemaRef ds:uri="http://schemas.microsoft.com/office/infopath/2007/PartnerControls"/>
+    <ds:schemaRef ds:uri="http://schemas.microsoft.com/sharepoint/v3/contenttype/forms"/>
   </ds:schemaRefs>
 </ds:datastoreItem>
 </file>
 
 <file path=customXml/itemProps2.xml><?xml version="1.0" encoding="utf-8"?>
-<ds:datastoreItem xmlns:ds="http://schemas.openxmlformats.org/officeDocument/2006/customXml" ds:itemID="{F3E3E2F7-59E7-4722-B872-D023DC9D1CC1}">
+<ds:datastoreItem xmlns:ds="http://schemas.openxmlformats.org/officeDocument/2006/customXml" ds:itemID="{38174882-579A-45DC-A704-C035A9357F73}">
   <ds:schemaRefs>
-    <ds:schemaRef ds:uri="http://schemas.microsoft.com/sharepoint/v3/contenttype/forms"/>
+    <ds:schemaRef ds:uri="http://schemas.microsoft.com/office/2006/metadata/properties"/>
+    <ds:schemaRef ds:uri="http://schemas.microsoft.com/office/infopath/2007/PartnerControls"/>
   </ds:schemaRefs>
 </ds:datastoreItem>
 </file>
